--- a/Tables/Final/Table4_painsensory.docx
+++ b/Tables/Final/Table4_painsensory.docx
@@ -18,9 +18,9 @@
       </w:tblPr>
       <w:tblGrid>
         <w:gridCol w:w="6671"/>
+        <w:gridCol w:w="2001"/>
         <w:gridCol w:w="2123"/>
-        <w:gridCol w:w="3639"/>
-        <w:gridCol w:w="2135"/>
+        <w:gridCol w:w="2246"/>
         <w:gridCol w:w="1090"/>
         <w:gridCol w:w="1585"/>
       </w:tblGrid>
@@ -132,7 +132,7 @@
                 <w:szCs w:val="18"/>
                 <w:color w:val="000000"/>
               </w:rPr>
-              <w:t xml:space="preserve">Dysmenorrhea</w:t>
+              <w:t xml:space="preserve">Control</w:t>
             </w:r>
           </w:p>
         </w:tc>
@@ -185,7 +185,7 @@
                 <w:szCs w:val="18"/>
                 <w:color w:val="000000"/>
               </w:rPr>
-              <w:t xml:space="preserve">Dysmenorrhea plus Bladder Pain</w:t>
+              <w:t xml:space="preserve">Dysmenorrhea</w:t>
             </w:r>
           </w:p>
         </w:tc>
@@ -238,7 +238,7 @@
                 <w:szCs w:val="18"/>
                 <w:color w:val="000000"/>
               </w:rPr>
-              <w:t xml:space="preserve">Pain Free Control</w:t>
+              <w:t xml:space="preserve">DYSB</w:t>
             </w:r>
           </w:p>
         </w:tc>
@@ -456,7 +456,7 @@
                 <w:szCs w:val="18"/>
                 <w:color w:val="000000"/>
               </w:rPr>
-              <w:t xml:space="preserve">265</w:t>
+              <w:t xml:space="preserve">63</w:t>
             </w:r>
           </w:p>
         </w:tc>
@@ -509,7 +509,7 @@
                 <w:szCs w:val="18"/>
                 <w:color w:val="000000"/>
               </w:rPr>
-              <w:t xml:space="preserve">128</w:t>
+              <w:t xml:space="preserve">266</w:t>
             </w:r>
           </w:p>
         </w:tc>
@@ -562,7 +562,7 @@
                 <w:szCs w:val="18"/>
                 <w:color w:val="000000"/>
               </w:rPr>
-              <w:t xml:space="preserve">63</w:t>
+              <w:t xml:space="preserve">129</w:t>
             </w:r>
           </w:p>
         </w:tc>
@@ -780,6 +780,59 @@
                 <w:szCs w:val="18"/>
                 <w:color w:val="000000"/>
               </w:rPr>
+              <w:t xml:space="preserve">0.00 [0.00, 4.00]</w:t>
+            </w:r>
+          </w:p>
+        </w:tc>
+        <w:tc>
+          <w:tcPr>
+            <w:tcBorders>
+              <w:bottom w:val="none" w:sz="0" w:space="0" w:color="000000"/>
+              <w:top w:val="none" w:sz="0" w:space="0" w:color="000000"/>
+              <w:left w:val="none" w:sz="0" w:space="0" w:color="000000"/>
+              <w:right w:val="none" w:sz="0" w:space="0" w:color="000000"/>
+            </w:tcBorders>
+            <w:shd w:val="clear" w:color="auto" w:fill="FFFFFF"/>
+            <w:tcMar>
+              <w:top w:w="0" w:type="dxa"/>
+              <w:bottom w:w="0" w:type="dxa"/>
+              <w:left w:w="0" w:type="dxa"/>
+              <w:right w:w="0" w:type="dxa"/>
+            </w:tcMar>
+            <w:vAlign w:val="center"/>
+          </w:tcPr>
+          <w:p>
+            <w:pPr>
+              <w:pStyle w:val="Normal"/>
+              <w:jc w:val="left"/>
+              <w:pBdr>
+                <w:bottom w:val="none" w:sz="0" w:space="0" w:color="000000"/>
+                <w:top w:val="none" w:sz="0" w:space="0" w:color="000000"/>
+                <w:left w:val="none" w:sz="0" w:space="0" w:color="000000"/>
+                <w:right w:val="none" w:sz="0" w:space="0" w:color="000000"/>
+              </w:pBdr>
+              <w:spacing w:after="100" w:before="100" w:line="240"/>
+              <w:ind w:left="100" w:right="100" w:firstLine="0" w:firstLineChars="0"/>
+              <w:rPr>
+                <w:rFonts w:ascii="Arial" w:hAnsi="Arial" w:eastAsia="Arial" w:cs="Arial"/>
+                <w:i w:val="false"/>
+                <w:b w:val="false"/>
+                <w:u w:val="none"/>
+                <w:sz w:val="18"/>
+                <w:szCs w:val="18"/>
+                <w:color w:val="000000"/>
+              </w:rPr>
+            </w:pPr>
+            <w:r>
+              <w:rPr>
+                <w:rFonts w:ascii="Arial" w:hAnsi="Arial" w:eastAsia="Arial" w:cs="Arial"/>
+                <w:i w:val="false"/>
+                <w:b w:val="false"/>
+                <w:u w:val="none"/>
+                <w:sz w:val="18"/>
+                <w:szCs w:val="18"/>
+                <w:color w:val="000000"/>
+              </w:rPr>
               <w:t xml:space="preserve">1.00 [0.00, 10.00]</w:t>
             </w:r>
           </w:p>
@@ -834,59 +887,6 @@
                 <w:color w:val="000000"/>
               </w:rPr>
               <w:t xml:space="preserve">12.00 [2.00, 34.00]</w:t>
-            </w:r>
-          </w:p>
-        </w:tc>
-        <w:tc>
-          <w:tcPr>
-            <w:tcBorders>
-              <w:bottom w:val="none" w:sz="0" w:space="0" w:color="000000"/>
-              <w:top w:val="none" w:sz="0" w:space="0" w:color="000000"/>
-              <w:left w:val="none" w:sz="0" w:space="0" w:color="000000"/>
-              <w:right w:val="none" w:sz="0" w:space="0" w:color="000000"/>
-            </w:tcBorders>
-            <w:shd w:val="clear" w:color="auto" w:fill="FFFFFF"/>
-            <w:tcMar>
-              <w:top w:w="0" w:type="dxa"/>
-              <w:bottom w:w="0" w:type="dxa"/>
-              <w:left w:w="0" w:type="dxa"/>
-              <w:right w:w="0" w:type="dxa"/>
-            </w:tcMar>
-            <w:vAlign w:val="center"/>
-          </w:tcPr>
-          <w:p>
-            <w:pPr>
-              <w:pStyle w:val="Normal"/>
-              <w:jc w:val="left"/>
-              <w:pBdr>
-                <w:bottom w:val="none" w:sz="0" w:space="0" w:color="000000"/>
-                <w:top w:val="none" w:sz="0" w:space="0" w:color="000000"/>
-                <w:left w:val="none" w:sz="0" w:space="0" w:color="000000"/>
-                <w:right w:val="none" w:sz="0" w:space="0" w:color="000000"/>
-              </w:pBdr>
-              <w:spacing w:after="100" w:before="100" w:line="240"/>
-              <w:ind w:left="100" w:right="100" w:firstLine="0" w:firstLineChars="0"/>
-              <w:rPr>
-                <w:rFonts w:ascii="Arial" w:hAnsi="Arial" w:eastAsia="Arial" w:cs="Arial"/>
-                <w:i w:val="false"/>
-                <w:b w:val="false"/>
-                <w:u w:val="none"/>
-                <w:sz w:val="18"/>
-                <w:szCs w:val="18"/>
-                <w:color w:val="000000"/>
-              </w:rPr>
-            </w:pPr>
-            <w:r>
-              <w:rPr>
-                <w:rFonts w:ascii="Arial" w:hAnsi="Arial" w:eastAsia="Arial" w:cs="Arial"/>
-                <w:i w:val="false"/>
-                <w:b w:val="false"/>
-                <w:u w:val="none"/>
-                <w:sz w:val="18"/>
-                <w:szCs w:val="18"/>
-                <w:color w:val="000000"/>
-              </w:rPr>
-              <w:t xml:space="preserve">0.00 [0.00, 4.00]</w:t>
             </w:r>
           </w:p>
         </w:tc>
@@ -1104,6 +1104,59 @@
                 <w:szCs w:val="18"/>
                 <w:color w:val="000000"/>
               </w:rPr>
+              <w:t xml:space="preserve">0.00 [0.00, 1.00]</w:t>
+            </w:r>
+          </w:p>
+        </w:tc>
+        <w:tc>
+          <w:tcPr>
+            <w:tcBorders>
+              <w:bottom w:val="none" w:sz="0" w:space="0" w:color="000000"/>
+              <w:top w:val="none" w:sz="0" w:space="0" w:color="000000"/>
+              <w:left w:val="none" w:sz="0" w:space="0" w:color="000000"/>
+              <w:right w:val="none" w:sz="0" w:space="0" w:color="000000"/>
+            </w:tcBorders>
+            <w:shd w:val="clear" w:color="auto" w:fill="FFFFFF"/>
+            <w:tcMar>
+              <w:top w:w="0" w:type="dxa"/>
+              <w:bottom w:w="0" w:type="dxa"/>
+              <w:left w:w="0" w:type="dxa"/>
+              <w:right w:w="0" w:type="dxa"/>
+            </w:tcMar>
+            <w:vAlign w:val="center"/>
+          </w:tcPr>
+          <w:p>
+            <w:pPr>
+              <w:pStyle w:val="Normal"/>
+              <w:jc w:val="left"/>
+              <w:pBdr>
+                <w:bottom w:val="none" w:sz="0" w:space="0" w:color="000000"/>
+                <w:top w:val="none" w:sz="0" w:space="0" w:color="000000"/>
+                <w:left w:val="none" w:sz="0" w:space="0" w:color="000000"/>
+                <w:right w:val="none" w:sz="0" w:space="0" w:color="000000"/>
+              </w:pBdr>
+              <w:spacing w:after="100" w:before="100" w:line="240"/>
+              <w:ind w:left="100" w:right="100" w:firstLine="0" w:firstLineChars="0"/>
+              <w:rPr>
+                <w:rFonts w:ascii="Arial" w:hAnsi="Arial" w:eastAsia="Arial" w:cs="Arial"/>
+                <w:i w:val="false"/>
+                <w:b w:val="false"/>
+                <w:u w:val="none"/>
+                <w:sz w:val="18"/>
+                <w:szCs w:val="18"/>
+                <w:color w:val="000000"/>
+              </w:rPr>
+            </w:pPr>
+            <w:r>
+              <w:rPr>
+                <w:rFonts w:ascii="Arial" w:hAnsi="Arial" w:eastAsia="Arial" w:cs="Arial"/>
+                <w:i w:val="false"/>
+                <w:b w:val="false"/>
+                <w:u w:val="none"/>
+                <w:sz w:val="18"/>
+                <w:szCs w:val="18"/>
+                <w:color w:val="000000"/>
+              </w:rPr>
               <w:t xml:space="preserve">0.00 [0.00, 2.00]</w:t>
             </w:r>
           </w:p>
@@ -1157,60 +1210,7 @@
                 <w:szCs w:val="18"/>
                 <w:color w:val="000000"/>
               </w:rPr>
-              <w:t xml:space="preserve">3.50 [0.00, 16.00]</w:t>
-            </w:r>
-          </w:p>
-        </w:tc>
-        <w:tc>
-          <w:tcPr>
-            <w:tcBorders>
-              <w:bottom w:val="none" w:sz="0" w:space="0" w:color="000000"/>
-              <w:top w:val="none" w:sz="0" w:space="0" w:color="000000"/>
-              <w:left w:val="none" w:sz="0" w:space="0" w:color="000000"/>
-              <w:right w:val="none" w:sz="0" w:space="0" w:color="000000"/>
-            </w:tcBorders>
-            <w:shd w:val="clear" w:color="auto" w:fill="FFFFFF"/>
-            <w:tcMar>
-              <w:top w:w="0" w:type="dxa"/>
-              <w:bottom w:w="0" w:type="dxa"/>
-              <w:left w:w="0" w:type="dxa"/>
-              <w:right w:w="0" w:type="dxa"/>
-            </w:tcMar>
-            <w:vAlign w:val="center"/>
-          </w:tcPr>
-          <w:p>
-            <w:pPr>
-              <w:pStyle w:val="Normal"/>
-              <w:jc w:val="left"/>
-              <w:pBdr>
-                <w:bottom w:val="none" w:sz="0" w:space="0" w:color="000000"/>
-                <w:top w:val="none" w:sz="0" w:space="0" w:color="000000"/>
-                <w:left w:val="none" w:sz="0" w:space="0" w:color="000000"/>
-                <w:right w:val="none" w:sz="0" w:space="0" w:color="000000"/>
-              </w:pBdr>
-              <w:spacing w:after="100" w:before="100" w:line="240"/>
-              <w:ind w:left="100" w:right="100" w:firstLine="0" w:firstLineChars="0"/>
-              <w:rPr>
-                <w:rFonts w:ascii="Arial" w:hAnsi="Arial" w:eastAsia="Arial" w:cs="Arial"/>
-                <w:i w:val="false"/>
-                <w:b w:val="false"/>
-                <w:u w:val="none"/>
-                <w:sz w:val="18"/>
-                <w:szCs w:val="18"/>
-                <w:color w:val="000000"/>
-              </w:rPr>
-            </w:pPr>
-            <w:r>
-              <w:rPr>
-                <w:rFonts w:ascii="Arial" w:hAnsi="Arial" w:eastAsia="Arial" w:cs="Arial"/>
-                <w:i w:val="false"/>
-                <w:b w:val="false"/>
-                <w:u w:val="none"/>
-                <w:sz w:val="18"/>
-                <w:szCs w:val="18"/>
-                <w:color w:val="000000"/>
-              </w:rPr>
-              <w:t xml:space="preserve">0.00 [0.00, 1.00]</w:t>
+              <w:t xml:space="preserve">4.00 [0.00, 16.00]</w:t>
             </w:r>
           </w:p>
         </w:tc>
@@ -1428,6 +1428,59 @@
                 <w:szCs w:val="18"/>
                 <w:color w:val="000000"/>
               </w:rPr>
+              <w:t xml:space="preserve">1.00 [0.00, 5.00]</w:t>
+            </w:r>
+          </w:p>
+        </w:tc>
+        <w:tc>
+          <w:tcPr>
+            <w:tcBorders>
+              <w:bottom w:val="none" w:sz="0" w:space="0" w:color="000000"/>
+              <w:top w:val="none" w:sz="0" w:space="0" w:color="000000"/>
+              <w:left w:val="none" w:sz="0" w:space="0" w:color="000000"/>
+              <w:right w:val="none" w:sz="0" w:space="0" w:color="000000"/>
+            </w:tcBorders>
+            <w:shd w:val="clear" w:color="auto" w:fill="FFFFFF"/>
+            <w:tcMar>
+              <w:top w:w="0" w:type="dxa"/>
+              <w:bottom w:w="0" w:type="dxa"/>
+              <w:left w:w="0" w:type="dxa"/>
+              <w:right w:w="0" w:type="dxa"/>
+            </w:tcMar>
+            <w:vAlign w:val="center"/>
+          </w:tcPr>
+          <w:p>
+            <w:pPr>
+              <w:pStyle w:val="Normal"/>
+              <w:jc w:val="left"/>
+              <w:pBdr>
+                <w:bottom w:val="none" w:sz="0" w:space="0" w:color="000000"/>
+                <w:top w:val="none" w:sz="0" w:space="0" w:color="000000"/>
+                <w:left w:val="none" w:sz="0" w:space="0" w:color="000000"/>
+                <w:right w:val="none" w:sz="0" w:space="0" w:color="000000"/>
+              </w:pBdr>
+              <w:spacing w:after="100" w:before="100" w:line="240"/>
+              <w:ind w:left="100" w:right="100" w:firstLine="0" w:firstLineChars="0"/>
+              <w:rPr>
+                <w:rFonts w:ascii="Arial" w:hAnsi="Arial" w:eastAsia="Arial" w:cs="Arial"/>
+                <w:i w:val="false"/>
+                <w:b w:val="false"/>
+                <w:u w:val="none"/>
+                <w:sz w:val="18"/>
+                <w:szCs w:val="18"/>
+                <w:color w:val="000000"/>
+              </w:rPr>
+            </w:pPr>
+            <w:r>
+              <w:rPr>
+                <w:rFonts w:ascii="Arial" w:hAnsi="Arial" w:eastAsia="Arial" w:cs="Arial"/>
+                <w:i w:val="false"/>
+                <w:b w:val="false"/>
+                <w:u w:val="none"/>
+                <w:sz w:val="18"/>
+                <w:szCs w:val="18"/>
+                <w:color w:val="000000"/>
+              </w:rPr>
               <w:t xml:space="preserve">3.00 [0.00, 16.00]</w:t>
             </w:r>
           </w:p>
@@ -1481,60 +1534,7 @@
                 <w:szCs w:val="18"/>
                 <w:color w:val="000000"/>
               </w:rPr>
-              <w:t xml:space="preserve">16.50 [4.75, 34.50]</w:t>
-            </w:r>
-          </w:p>
-        </w:tc>
-        <w:tc>
-          <w:tcPr>
-            <w:tcBorders>
-              <w:bottom w:val="none" w:sz="0" w:space="0" w:color="000000"/>
-              <w:top w:val="none" w:sz="0" w:space="0" w:color="000000"/>
-              <w:left w:val="none" w:sz="0" w:space="0" w:color="000000"/>
-              <w:right w:val="none" w:sz="0" w:space="0" w:color="000000"/>
-            </w:tcBorders>
-            <w:shd w:val="clear" w:color="auto" w:fill="FFFFFF"/>
-            <w:tcMar>
-              <w:top w:w="0" w:type="dxa"/>
-              <w:bottom w:w="0" w:type="dxa"/>
-              <w:left w:w="0" w:type="dxa"/>
-              <w:right w:w="0" w:type="dxa"/>
-            </w:tcMar>
-            <w:vAlign w:val="center"/>
-          </w:tcPr>
-          <w:p>
-            <w:pPr>
-              <w:pStyle w:val="Normal"/>
-              <w:jc w:val="left"/>
-              <w:pBdr>
-                <w:bottom w:val="none" w:sz="0" w:space="0" w:color="000000"/>
-                <w:top w:val="none" w:sz="0" w:space="0" w:color="000000"/>
-                <w:left w:val="none" w:sz="0" w:space="0" w:color="000000"/>
-                <w:right w:val="none" w:sz="0" w:space="0" w:color="000000"/>
-              </w:pBdr>
-              <w:spacing w:after="100" w:before="100" w:line="240"/>
-              <w:ind w:left="100" w:right="100" w:firstLine="0" w:firstLineChars="0"/>
-              <w:rPr>
-                <w:rFonts w:ascii="Arial" w:hAnsi="Arial" w:eastAsia="Arial" w:cs="Arial"/>
-                <w:i w:val="false"/>
-                <w:b w:val="false"/>
-                <w:u w:val="none"/>
-                <w:sz w:val="18"/>
-                <w:szCs w:val="18"/>
-                <w:color w:val="000000"/>
-              </w:rPr>
-            </w:pPr>
-            <w:r>
-              <w:rPr>
-                <w:rFonts w:ascii="Arial" w:hAnsi="Arial" w:eastAsia="Arial" w:cs="Arial"/>
-                <w:i w:val="false"/>
-                <w:b w:val="false"/>
-                <w:u w:val="none"/>
-                <w:sz w:val="18"/>
-                <w:szCs w:val="18"/>
-                <w:color w:val="000000"/>
-              </w:rPr>
-              <w:t xml:space="preserve">1.00 [0.00, 5.00]</w:t>
+              <w:t xml:space="preserve">17.00 [5.00, 36.00]</w:t>
             </w:r>
           </w:p>
         </w:tc>
@@ -1752,219 +1752,219 @@
                 <w:szCs w:val="18"/>
                 <w:color w:val="000000"/>
               </w:rPr>
-              <w:t xml:space="preserve">128 (48.3)</w:t>
-            </w:r>
-          </w:p>
-        </w:tc>
-        <w:tc>
-          <w:tcPr>
-            <w:tcBorders>
-              <w:bottom w:val="none" w:sz="0" w:space="0" w:color="000000"/>
-              <w:top w:val="none" w:sz="0" w:space="0" w:color="000000"/>
-              <w:left w:val="none" w:sz="0" w:space="0" w:color="000000"/>
-              <w:right w:val="none" w:sz="0" w:space="0" w:color="000000"/>
-            </w:tcBorders>
-            <w:shd w:val="clear" w:color="auto" w:fill="FFFFFF"/>
-            <w:tcMar>
-              <w:top w:w="0" w:type="dxa"/>
-              <w:bottom w:w="0" w:type="dxa"/>
-              <w:left w:w="0" w:type="dxa"/>
-              <w:right w:w="0" w:type="dxa"/>
-            </w:tcMar>
-            <w:vAlign w:val="center"/>
-          </w:tcPr>
-          <w:p>
-            <w:pPr>
-              <w:pStyle w:val="Normal"/>
-              <w:jc w:val="left"/>
-              <w:pBdr>
-                <w:bottom w:val="none" w:sz="0" w:space="0" w:color="000000"/>
-                <w:top w:val="none" w:sz="0" w:space="0" w:color="000000"/>
-                <w:left w:val="none" w:sz="0" w:space="0" w:color="000000"/>
-                <w:right w:val="none" w:sz="0" w:space="0" w:color="000000"/>
-              </w:pBdr>
-              <w:spacing w:after="100" w:before="100" w:line="240"/>
-              <w:ind w:left="100" w:right="100" w:firstLine="0" w:firstLineChars="0"/>
-              <w:rPr>
-                <w:rFonts w:ascii="Arial" w:hAnsi="Arial" w:eastAsia="Arial" w:cs="Arial"/>
-                <w:i w:val="false"/>
-                <w:b w:val="false"/>
-                <w:u w:val="none"/>
-                <w:sz w:val="18"/>
-                <w:szCs w:val="18"/>
-                <w:color w:val="000000"/>
-              </w:rPr>
-            </w:pPr>
-            <w:r>
-              <w:rPr>
-                <w:rFonts w:ascii="Arial" w:hAnsi="Arial" w:eastAsia="Arial" w:cs="Arial"/>
-                <w:i w:val="false"/>
-                <w:b w:val="false"/>
-                <w:u w:val="none"/>
-                <w:sz w:val="18"/>
-                <w:szCs w:val="18"/>
-                <w:color w:val="000000"/>
-              </w:rPr>
-              <w:t xml:space="preserve">48 (37.5)</w:t>
-            </w:r>
-          </w:p>
-        </w:tc>
-        <w:tc>
-          <w:tcPr>
-            <w:tcBorders>
-              <w:bottom w:val="none" w:sz="0" w:space="0" w:color="000000"/>
-              <w:top w:val="none" w:sz="0" w:space="0" w:color="000000"/>
-              <w:left w:val="none" w:sz="0" w:space="0" w:color="000000"/>
-              <w:right w:val="none" w:sz="0" w:space="0" w:color="000000"/>
-            </w:tcBorders>
-            <w:shd w:val="clear" w:color="auto" w:fill="FFFFFF"/>
-            <w:tcMar>
-              <w:top w:w="0" w:type="dxa"/>
-              <w:bottom w:w="0" w:type="dxa"/>
-              <w:left w:w="0" w:type="dxa"/>
-              <w:right w:w="0" w:type="dxa"/>
-            </w:tcMar>
-            <w:vAlign w:val="center"/>
-          </w:tcPr>
-          <w:p>
-            <w:pPr>
-              <w:pStyle w:val="Normal"/>
-              <w:jc w:val="left"/>
-              <w:pBdr>
-                <w:bottom w:val="none" w:sz="0" w:space="0" w:color="000000"/>
-                <w:top w:val="none" w:sz="0" w:space="0" w:color="000000"/>
-                <w:left w:val="none" w:sz="0" w:space="0" w:color="000000"/>
-                <w:right w:val="none" w:sz="0" w:space="0" w:color="000000"/>
-              </w:pBdr>
-              <w:spacing w:after="100" w:before="100" w:line="240"/>
-              <w:ind w:left="100" w:right="100" w:firstLine="0" w:firstLineChars="0"/>
-              <w:rPr>
-                <w:rFonts w:ascii="Arial" w:hAnsi="Arial" w:eastAsia="Arial" w:cs="Arial"/>
-                <w:i w:val="false"/>
-                <w:b w:val="false"/>
-                <w:u w:val="none"/>
-                <w:sz w:val="18"/>
-                <w:szCs w:val="18"/>
-                <w:color w:val="000000"/>
-              </w:rPr>
-            </w:pPr>
-            <w:r>
-              <w:rPr>
-                <w:rFonts w:ascii="Arial" w:hAnsi="Arial" w:eastAsia="Arial" w:cs="Arial"/>
-                <w:i w:val="false"/>
-                <w:b w:val="false"/>
-                <w:u w:val="none"/>
-                <w:sz w:val="18"/>
-                <w:szCs w:val="18"/>
-                <w:color w:val="000000"/>
-              </w:rPr>
-              <w:t xml:space="preserve">28 (44.4)</w:t>
-            </w:r>
-          </w:p>
-        </w:tc>
-        <w:tc>
-          <w:tcPr>
-            <w:tcBorders>
-              <w:bottom w:val="none" w:sz="0" w:space="0" w:color="000000"/>
-              <w:top w:val="none" w:sz="0" w:space="0" w:color="000000"/>
-              <w:left w:val="none" w:sz="0" w:space="0" w:color="000000"/>
-              <w:right w:val="none" w:sz="0" w:space="0" w:color="000000"/>
-            </w:tcBorders>
-            <w:shd w:val="clear" w:color="auto" w:fill="FFFFFF"/>
-            <w:tcMar>
-              <w:top w:w="0" w:type="dxa"/>
-              <w:bottom w:w="0" w:type="dxa"/>
-              <w:left w:w="0" w:type="dxa"/>
-              <w:right w:w="0" w:type="dxa"/>
-            </w:tcMar>
-            <w:vAlign w:val="center"/>
-          </w:tcPr>
-          <w:p>
-            <w:pPr>
-              <w:pStyle w:val="Normal"/>
-              <w:jc w:val="left"/>
-              <w:pBdr>
-                <w:bottom w:val="none" w:sz="0" w:space="0" w:color="000000"/>
-                <w:top w:val="none" w:sz="0" w:space="0" w:color="000000"/>
-                <w:left w:val="none" w:sz="0" w:space="0" w:color="000000"/>
-                <w:right w:val="none" w:sz="0" w:space="0" w:color="000000"/>
-              </w:pBdr>
-              <w:spacing w:after="100" w:before="100" w:line="240"/>
-              <w:ind w:left="100" w:right="100" w:firstLine="0" w:firstLineChars="0"/>
-              <w:rPr>
-                <w:rFonts w:ascii="Arial" w:hAnsi="Arial" w:eastAsia="Arial" w:cs="Arial"/>
-                <w:i w:val="false"/>
-                <w:b w:val="false"/>
-                <w:u w:val="none"/>
-                <w:sz w:val="18"/>
-                <w:szCs w:val="18"/>
-                <w:color w:val="000000"/>
-              </w:rPr>
-            </w:pPr>
-            <w:r>
-              <w:rPr>
-                <w:rFonts w:ascii="Arial" w:hAnsi="Arial" w:eastAsia="Arial" w:cs="Arial"/>
-                <w:i w:val="false"/>
-                <w:b w:val="false"/>
-                <w:u w:val="none"/>
-                <w:sz w:val="18"/>
-                <w:szCs w:val="18"/>
-                <w:color w:val="000000"/>
-              </w:rPr>
-              <w:t xml:space="preserve">0.130</w:t>
-            </w:r>
-          </w:p>
-        </w:tc>
-        <w:tc>
-          <w:tcPr>
-            <w:tcBorders>
-              <w:bottom w:val="none" w:sz="0" w:space="0" w:color="000000"/>
-              <w:top w:val="none" w:sz="0" w:space="0" w:color="000000"/>
-              <w:left w:val="none" w:sz="0" w:space="0" w:color="000000"/>
-              <w:right w:val="none" w:sz="0" w:space="0" w:color="000000"/>
-            </w:tcBorders>
-            <w:shd w:val="clear" w:color="auto" w:fill="FFFFFF"/>
-            <w:tcMar>
-              <w:top w:w="0" w:type="dxa"/>
-              <w:bottom w:w="0" w:type="dxa"/>
-              <w:left w:w="0" w:type="dxa"/>
-              <w:right w:w="0" w:type="dxa"/>
-            </w:tcMar>
-            <w:vAlign w:val="center"/>
-          </w:tcPr>
-          <w:p>
-            <w:pPr>
-              <w:pStyle w:val="Normal"/>
-              <w:jc w:val="left"/>
-              <w:pBdr>
-                <w:bottom w:val="none" w:sz="0" w:space="0" w:color="000000"/>
-                <w:top w:val="none" w:sz="0" w:space="0" w:color="000000"/>
-                <w:left w:val="none" w:sz="0" w:space="0" w:color="000000"/>
-                <w:right w:val="none" w:sz="0" w:space="0" w:color="000000"/>
-              </w:pBdr>
-              <w:spacing w:after="100" w:before="100" w:line="240"/>
-              <w:ind w:left="100" w:right="100" w:firstLine="0" w:firstLineChars="0"/>
-              <w:rPr>
-                <w:rFonts w:ascii="Arial" w:hAnsi="Arial" w:eastAsia="Arial" w:cs="Arial"/>
-                <w:i w:val="false"/>
-                <w:b w:val="false"/>
-                <w:u w:val="none"/>
-                <w:sz w:val="18"/>
-                <w:szCs w:val="18"/>
-                <w:color w:val="000000"/>
-              </w:rPr>
-            </w:pPr>
-            <w:r>
-              <w:rPr>
-                <w:rFonts w:ascii="Arial" w:hAnsi="Arial" w:eastAsia="Arial" w:cs="Arial"/>
-                <w:i w:val="false"/>
-                <w:b w:val="false"/>
-                <w:u w:val="none"/>
-                <w:sz w:val="18"/>
-                <w:szCs w:val="18"/>
-                <w:color w:val="000000"/>
-              </w:rPr>
-              <w:t xml:space="preserve">0.056</w:t>
+              <w:t xml:space="preserve">28 (44.4%)</w:t>
+            </w:r>
+          </w:p>
+        </w:tc>
+        <w:tc>
+          <w:tcPr>
+            <w:tcBorders>
+              <w:bottom w:val="none" w:sz="0" w:space="0" w:color="000000"/>
+              <w:top w:val="none" w:sz="0" w:space="0" w:color="000000"/>
+              <w:left w:val="none" w:sz="0" w:space="0" w:color="000000"/>
+              <w:right w:val="none" w:sz="0" w:space="0" w:color="000000"/>
+            </w:tcBorders>
+            <w:shd w:val="clear" w:color="auto" w:fill="FFFFFF"/>
+            <w:tcMar>
+              <w:top w:w="0" w:type="dxa"/>
+              <w:bottom w:w="0" w:type="dxa"/>
+              <w:left w:w="0" w:type="dxa"/>
+              <w:right w:w="0" w:type="dxa"/>
+            </w:tcMar>
+            <w:vAlign w:val="center"/>
+          </w:tcPr>
+          <w:p>
+            <w:pPr>
+              <w:pStyle w:val="Normal"/>
+              <w:jc w:val="left"/>
+              <w:pBdr>
+                <w:bottom w:val="none" w:sz="0" w:space="0" w:color="000000"/>
+                <w:top w:val="none" w:sz="0" w:space="0" w:color="000000"/>
+                <w:left w:val="none" w:sz="0" w:space="0" w:color="000000"/>
+                <w:right w:val="none" w:sz="0" w:space="0" w:color="000000"/>
+              </w:pBdr>
+              <w:spacing w:after="100" w:before="100" w:line="240"/>
+              <w:ind w:left="100" w:right="100" w:firstLine="0" w:firstLineChars="0"/>
+              <w:rPr>
+                <w:rFonts w:ascii="Arial" w:hAnsi="Arial" w:eastAsia="Arial" w:cs="Arial"/>
+                <w:i w:val="false"/>
+                <w:b w:val="false"/>
+                <w:u w:val="none"/>
+                <w:sz w:val="18"/>
+                <w:szCs w:val="18"/>
+                <w:color w:val="000000"/>
+              </w:rPr>
+            </w:pPr>
+            <w:r>
+              <w:rPr>
+                <w:rFonts w:ascii="Arial" w:hAnsi="Arial" w:eastAsia="Arial" w:cs="Arial"/>
+                <w:i w:val="false"/>
+                <w:b w:val="false"/>
+                <w:u w:val="none"/>
+                <w:sz w:val="18"/>
+                <w:szCs w:val="18"/>
+                <w:color w:val="000000"/>
+              </w:rPr>
+              <w:t xml:space="preserve">129 (48.5%)</w:t>
+            </w:r>
+          </w:p>
+        </w:tc>
+        <w:tc>
+          <w:tcPr>
+            <w:tcBorders>
+              <w:bottom w:val="none" w:sz="0" w:space="0" w:color="000000"/>
+              <w:top w:val="none" w:sz="0" w:space="0" w:color="000000"/>
+              <w:left w:val="none" w:sz="0" w:space="0" w:color="000000"/>
+              <w:right w:val="none" w:sz="0" w:space="0" w:color="000000"/>
+            </w:tcBorders>
+            <w:shd w:val="clear" w:color="auto" w:fill="FFFFFF"/>
+            <w:tcMar>
+              <w:top w:w="0" w:type="dxa"/>
+              <w:bottom w:w="0" w:type="dxa"/>
+              <w:left w:w="0" w:type="dxa"/>
+              <w:right w:w="0" w:type="dxa"/>
+            </w:tcMar>
+            <w:vAlign w:val="center"/>
+          </w:tcPr>
+          <w:p>
+            <w:pPr>
+              <w:pStyle w:val="Normal"/>
+              <w:jc w:val="left"/>
+              <w:pBdr>
+                <w:bottom w:val="none" w:sz="0" w:space="0" w:color="000000"/>
+                <w:top w:val="none" w:sz="0" w:space="0" w:color="000000"/>
+                <w:left w:val="none" w:sz="0" w:space="0" w:color="000000"/>
+                <w:right w:val="none" w:sz="0" w:space="0" w:color="000000"/>
+              </w:pBdr>
+              <w:spacing w:after="100" w:before="100" w:line="240"/>
+              <w:ind w:left="100" w:right="100" w:firstLine="0" w:firstLineChars="0"/>
+              <w:rPr>
+                <w:rFonts w:ascii="Arial" w:hAnsi="Arial" w:eastAsia="Arial" w:cs="Arial"/>
+                <w:i w:val="false"/>
+                <w:b w:val="false"/>
+                <w:u w:val="none"/>
+                <w:sz w:val="18"/>
+                <w:szCs w:val="18"/>
+                <w:color w:val="000000"/>
+              </w:rPr>
+            </w:pPr>
+            <w:r>
+              <w:rPr>
+                <w:rFonts w:ascii="Arial" w:hAnsi="Arial" w:eastAsia="Arial" w:cs="Arial"/>
+                <w:i w:val="false"/>
+                <w:b w:val="false"/>
+                <w:u w:val="none"/>
+                <w:sz w:val="18"/>
+                <w:szCs w:val="18"/>
+                <w:color w:val="000000"/>
+              </w:rPr>
+              <w:t xml:space="preserve">49 (38.0%)</w:t>
+            </w:r>
+          </w:p>
+        </w:tc>
+        <w:tc>
+          <w:tcPr>
+            <w:tcBorders>
+              <w:bottom w:val="none" w:sz="0" w:space="0" w:color="000000"/>
+              <w:top w:val="none" w:sz="0" w:space="0" w:color="000000"/>
+              <w:left w:val="none" w:sz="0" w:space="0" w:color="000000"/>
+              <w:right w:val="none" w:sz="0" w:space="0" w:color="000000"/>
+            </w:tcBorders>
+            <w:shd w:val="clear" w:color="auto" w:fill="FFFFFF"/>
+            <w:tcMar>
+              <w:top w:w="0" w:type="dxa"/>
+              <w:bottom w:w="0" w:type="dxa"/>
+              <w:left w:w="0" w:type="dxa"/>
+              <w:right w:w="0" w:type="dxa"/>
+            </w:tcMar>
+            <w:vAlign w:val="center"/>
+          </w:tcPr>
+          <w:p>
+            <w:pPr>
+              <w:pStyle w:val="Normal"/>
+              <w:jc w:val="left"/>
+              <w:pBdr>
+                <w:bottom w:val="none" w:sz="0" w:space="0" w:color="000000"/>
+                <w:top w:val="none" w:sz="0" w:space="0" w:color="000000"/>
+                <w:left w:val="none" w:sz="0" w:space="0" w:color="000000"/>
+                <w:right w:val="none" w:sz="0" w:space="0" w:color="000000"/>
+              </w:pBdr>
+              <w:spacing w:after="100" w:before="100" w:line="240"/>
+              <w:ind w:left="100" w:right="100" w:firstLine="0" w:firstLineChars="0"/>
+              <w:rPr>
+                <w:rFonts w:ascii="Arial" w:hAnsi="Arial" w:eastAsia="Arial" w:cs="Arial"/>
+                <w:i w:val="false"/>
+                <w:b w:val="false"/>
+                <w:u w:val="none"/>
+                <w:sz w:val="18"/>
+                <w:szCs w:val="18"/>
+                <w:color w:val="000000"/>
+              </w:rPr>
+            </w:pPr>
+            <w:r>
+              <w:rPr>
+                <w:rFonts w:ascii="Arial" w:hAnsi="Arial" w:eastAsia="Arial" w:cs="Arial"/>
+                <w:i w:val="false"/>
+                <w:b w:val="false"/>
+                <w:u w:val="none"/>
+                <w:sz w:val="18"/>
+                <w:szCs w:val="18"/>
+                <w:color w:val="000000"/>
+              </w:rPr>
+              <w:t xml:space="preserve">0.143</w:t>
+            </w:r>
+          </w:p>
+        </w:tc>
+        <w:tc>
+          <w:tcPr>
+            <w:tcBorders>
+              <w:bottom w:val="none" w:sz="0" w:space="0" w:color="000000"/>
+              <w:top w:val="none" w:sz="0" w:space="0" w:color="000000"/>
+              <w:left w:val="none" w:sz="0" w:space="0" w:color="000000"/>
+              <w:right w:val="none" w:sz="0" w:space="0" w:color="000000"/>
+            </w:tcBorders>
+            <w:shd w:val="clear" w:color="auto" w:fill="FFFFFF"/>
+            <w:tcMar>
+              <w:top w:w="0" w:type="dxa"/>
+              <w:bottom w:w="0" w:type="dxa"/>
+              <w:left w:w="0" w:type="dxa"/>
+              <w:right w:w="0" w:type="dxa"/>
+            </w:tcMar>
+            <w:vAlign w:val="center"/>
+          </w:tcPr>
+          <w:p>
+            <w:pPr>
+              <w:pStyle w:val="Normal"/>
+              <w:jc w:val="left"/>
+              <w:pBdr>
+                <w:bottom w:val="none" w:sz="0" w:space="0" w:color="000000"/>
+                <w:top w:val="none" w:sz="0" w:space="0" w:color="000000"/>
+                <w:left w:val="none" w:sz="0" w:space="0" w:color="000000"/>
+                <w:right w:val="none" w:sz="0" w:space="0" w:color="000000"/>
+              </w:pBdr>
+              <w:spacing w:after="100" w:before="100" w:line="240"/>
+              <w:ind w:left="100" w:right="100" w:firstLine="0" w:firstLineChars="0"/>
+              <w:rPr>
+                <w:rFonts w:ascii="Arial" w:hAnsi="Arial" w:eastAsia="Arial" w:cs="Arial"/>
+                <w:i w:val="false"/>
+                <w:b w:val="false"/>
+                <w:u w:val="none"/>
+                <w:sz w:val="18"/>
+                <w:szCs w:val="18"/>
+                <w:color w:val="000000"/>
+              </w:rPr>
+            </w:pPr>
+            <w:r>
+              <w:rPr>
+                <w:rFonts w:ascii="Arial" w:hAnsi="Arial" w:eastAsia="Arial" w:cs="Arial"/>
+                <w:i w:val="false"/>
+                <w:b w:val="false"/>
+                <w:u w:val="none"/>
+                <w:sz w:val="18"/>
+                <w:szCs w:val="18"/>
+                <w:color w:val="000000"/>
+              </w:rPr>
+              <w:t xml:space="preserve">0.063</w:t>
             </w:r>
           </w:p>
         </w:tc>
@@ -2076,219 +2076,219 @@
                 <w:szCs w:val="18"/>
                 <w:color w:val="000000"/>
               </w:rPr>
-              <w:t xml:space="preserve">227 (85.7)</w:t>
-            </w:r>
-          </w:p>
-        </w:tc>
-        <w:tc>
-          <w:tcPr>
-            <w:tcBorders>
-              <w:bottom w:val="none" w:sz="0" w:space="0" w:color="000000"/>
-              <w:top w:val="none" w:sz="0" w:space="0" w:color="000000"/>
-              <w:left w:val="none" w:sz="0" w:space="0" w:color="000000"/>
-              <w:right w:val="none" w:sz="0" w:space="0" w:color="000000"/>
-            </w:tcBorders>
-            <w:shd w:val="clear" w:color="auto" w:fill="FFFFFF"/>
-            <w:tcMar>
-              <w:top w:w="0" w:type="dxa"/>
-              <w:bottom w:w="0" w:type="dxa"/>
-              <w:left w:w="0" w:type="dxa"/>
-              <w:right w:w="0" w:type="dxa"/>
-            </w:tcMar>
-            <w:vAlign w:val="center"/>
-          </w:tcPr>
-          <w:p>
-            <w:pPr>
-              <w:pStyle w:val="Normal"/>
-              <w:jc w:val="left"/>
-              <w:pBdr>
-                <w:bottom w:val="none" w:sz="0" w:space="0" w:color="000000"/>
-                <w:top w:val="none" w:sz="0" w:space="0" w:color="000000"/>
-                <w:left w:val="none" w:sz="0" w:space="0" w:color="000000"/>
-                <w:right w:val="none" w:sz="0" w:space="0" w:color="000000"/>
-              </w:pBdr>
-              <w:spacing w:after="100" w:before="100" w:line="240"/>
-              <w:ind w:left="100" w:right="100" w:firstLine="0" w:firstLineChars="0"/>
-              <w:rPr>
-                <w:rFonts w:ascii="Arial" w:hAnsi="Arial" w:eastAsia="Arial" w:cs="Arial"/>
-                <w:i w:val="false"/>
-                <w:b w:val="false"/>
-                <w:u w:val="none"/>
-                <w:sz w:val="18"/>
-                <w:szCs w:val="18"/>
-                <w:color w:val="000000"/>
-              </w:rPr>
-            </w:pPr>
-            <w:r>
-              <w:rPr>
-                <w:rFonts w:ascii="Arial" w:hAnsi="Arial" w:eastAsia="Arial" w:cs="Arial"/>
-                <w:i w:val="false"/>
-                <w:b w:val="false"/>
-                <w:u w:val="none"/>
-                <w:sz w:val="18"/>
-                <w:szCs w:val="18"/>
-                <w:color w:val="000000"/>
-              </w:rPr>
-              <w:t xml:space="preserve">103 (80.5)</w:t>
-            </w:r>
-          </w:p>
-        </w:tc>
-        <w:tc>
-          <w:tcPr>
-            <w:tcBorders>
-              <w:bottom w:val="none" w:sz="0" w:space="0" w:color="000000"/>
-              <w:top w:val="none" w:sz="0" w:space="0" w:color="000000"/>
-              <w:left w:val="none" w:sz="0" w:space="0" w:color="000000"/>
-              <w:right w:val="none" w:sz="0" w:space="0" w:color="000000"/>
-            </w:tcBorders>
-            <w:shd w:val="clear" w:color="auto" w:fill="FFFFFF"/>
-            <w:tcMar>
-              <w:top w:w="0" w:type="dxa"/>
-              <w:bottom w:w="0" w:type="dxa"/>
-              <w:left w:w="0" w:type="dxa"/>
-              <w:right w:w="0" w:type="dxa"/>
-            </w:tcMar>
-            <w:vAlign w:val="center"/>
-          </w:tcPr>
-          <w:p>
-            <w:pPr>
-              <w:pStyle w:val="Normal"/>
-              <w:jc w:val="left"/>
-              <w:pBdr>
-                <w:bottom w:val="none" w:sz="0" w:space="0" w:color="000000"/>
-                <w:top w:val="none" w:sz="0" w:space="0" w:color="000000"/>
-                <w:left w:val="none" w:sz="0" w:space="0" w:color="000000"/>
-                <w:right w:val="none" w:sz="0" w:space="0" w:color="000000"/>
-              </w:pBdr>
-              <w:spacing w:after="100" w:before="100" w:line="240"/>
-              <w:ind w:left="100" w:right="100" w:firstLine="0" w:firstLineChars="0"/>
-              <w:rPr>
-                <w:rFonts w:ascii="Arial" w:hAnsi="Arial" w:eastAsia="Arial" w:cs="Arial"/>
-                <w:i w:val="false"/>
-                <w:b w:val="false"/>
-                <w:u w:val="none"/>
-                <w:sz w:val="18"/>
-                <w:szCs w:val="18"/>
-                <w:color w:val="000000"/>
-              </w:rPr>
-            </w:pPr>
-            <w:r>
-              <w:rPr>
-                <w:rFonts w:ascii="Arial" w:hAnsi="Arial" w:eastAsia="Arial" w:cs="Arial"/>
-                <w:i w:val="false"/>
-                <w:b w:val="false"/>
-                <w:u w:val="none"/>
-                <w:sz w:val="18"/>
-                <w:szCs w:val="18"/>
-                <w:color w:val="000000"/>
-              </w:rPr>
-              <w:t xml:space="preserve">52 (82.5)</w:t>
-            </w:r>
-          </w:p>
-        </w:tc>
-        <w:tc>
-          <w:tcPr>
-            <w:tcBorders>
-              <w:bottom w:val="none" w:sz="0" w:space="0" w:color="000000"/>
-              <w:top w:val="none" w:sz="0" w:space="0" w:color="000000"/>
-              <w:left w:val="none" w:sz="0" w:space="0" w:color="000000"/>
-              <w:right w:val="none" w:sz="0" w:space="0" w:color="000000"/>
-            </w:tcBorders>
-            <w:shd w:val="clear" w:color="auto" w:fill="FFFFFF"/>
-            <w:tcMar>
-              <w:top w:w="0" w:type="dxa"/>
-              <w:bottom w:w="0" w:type="dxa"/>
-              <w:left w:w="0" w:type="dxa"/>
-              <w:right w:w="0" w:type="dxa"/>
-            </w:tcMar>
-            <w:vAlign w:val="center"/>
-          </w:tcPr>
-          <w:p>
-            <w:pPr>
-              <w:pStyle w:val="Normal"/>
-              <w:jc w:val="left"/>
-              <w:pBdr>
-                <w:bottom w:val="none" w:sz="0" w:space="0" w:color="000000"/>
-                <w:top w:val="none" w:sz="0" w:space="0" w:color="000000"/>
-                <w:left w:val="none" w:sz="0" w:space="0" w:color="000000"/>
-                <w:right w:val="none" w:sz="0" w:space="0" w:color="000000"/>
-              </w:pBdr>
-              <w:spacing w:after="100" w:before="100" w:line="240"/>
-              <w:ind w:left="100" w:right="100" w:firstLine="0" w:firstLineChars="0"/>
-              <w:rPr>
-                <w:rFonts w:ascii="Arial" w:hAnsi="Arial" w:eastAsia="Arial" w:cs="Arial"/>
-                <w:i w:val="false"/>
-                <w:b w:val="false"/>
-                <w:u w:val="none"/>
-                <w:sz w:val="18"/>
-                <w:szCs w:val="18"/>
-                <w:color w:val="000000"/>
-              </w:rPr>
-            </w:pPr>
-            <w:r>
-              <w:rPr>
-                <w:rFonts w:ascii="Arial" w:hAnsi="Arial" w:eastAsia="Arial" w:cs="Arial"/>
-                <w:i w:val="false"/>
-                <w:b w:val="false"/>
-                <w:u w:val="none"/>
-                <w:sz w:val="18"/>
-                <w:szCs w:val="18"/>
-                <w:color w:val="000000"/>
-              </w:rPr>
-              <w:t xml:space="preserve">0.408</w:t>
-            </w:r>
-          </w:p>
-        </w:tc>
-        <w:tc>
-          <w:tcPr>
-            <w:tcBorders>
-              <w:bottom w:val="none" w:sz="0" w:space="0" w:color="000000"/>
-              <w:top w:val="none" w:sz="0" w:space="0" w:color="000000"/>
-              <w:left w:val="none" w:sz="0" w:space="0" w:color="000000"/>
-              <w:right w:val="none" w:sz="0" w:space="0" w:color="000000"/>
-            </w:tcBorders>
-            <w:shd w:val="clear" w:color="auto" w:fill="FFFFFF"/>
-            <w:tcMar>
-              <w:top w:w="0" w:type="dxa"/>
-              <w:bottom w:w="0" w:type="dxa"/>
-              <w:left w:w="0" w:type="dxa"/>
-              <w:right w:w="0" w:type="dxa"/>
-            </w:tcMar>
-            <w:vAlign w:val="center"/>
-          </w:tcPr>
-          <w:p>
-            <w:pPr>
-              <w:pStyle w:val="Normal"/>
-              <w:jc w:val="left"/>
-              <w:pBdr>
-                <w:bottom w:val="none" w:sz="0" w:space="0" w:color="000000"/>
-                <w:top w:val="none" w:sz="0" w:space="0" w:color="000000"/>
-                <w:left w:val="none" w:sz="0" w:space="0" w:color="000000"/>
-                <w:right w:val="none" w:sz="0" w:space="0" w:color="000000"/>
-              </w:pBdr>
-              <w:spacing w:after="100" w:before="100" w:line="240"/>
-              <w:ind w:left="100" w:right="100" w:firstLine="0" w:firstLineChars="0"/>
-              <w:rPr>
-                <w:rFonts w:ascii="Arial" w:hAnsi="Arial" w:eastAsia="Arial" w:cs="Arial"/>
-                <w:i w:val="false"/>
-                <w:b w:val="false"/>
-                <w:u w:val="none"/>
-                <w:sz w:val="18"/>
-                <w:szCs w:val="18"/>
-                <w:color w:val="000000"/>
-              </w:rPr>
-            </w:pPr>
-            <w:r>
-              <w:rPr>
-                <w:rFonts w:ascii="Arial" w:hAnsi="Arial" w:eastAsia="Arial" w:cs="Arial"/>
-                <w:i w:val="false"/>
-                <w:b w:val="false"/>
-                <w:u w:val="none"/>
-                <w:sz w:val="18"/>
-                <w:szCs w:val="18"/>
-                <w:color w:val="000000"/>
-              </w:rPr>
-              <w:t xml:space="preserve">0.243</w:t>
+              <w:t xml:space="preserve">52 (82.5%)</w:t>
+            </w:r>
+          </w:p>
+        </w:tc>
+        <w:tc>
+          <w:tcPr>
+            <w:tcBorders>
+              <w:bottom w:val="none" w:sz="0" w:space="0" w:color="000000"/>
+              <w:top w:val="none" w:sz="0" w:space="0" w:color="000000"/>
+              <w:left w:val="none" w:sz="0" w:space="0" w:color="000000"/>
+              <w:right w:val="none" w:sz="0" w:space="0" w:color="000000"/>
+            </w:tcBorders>
+            <w:shd w:val="clear" w:color="auto" w:fill="FFFFFF"/>
+            <w:tcMar>
+              <w:top w:w="0" w:type="dxa"/>
+              <w:bottom w:w="0" w:type="dxa"/>
+              <w:left w:w="0" w:type="dxa"/>
+              <w:right w:w="0" w:type="dxa"/>
+            </w:tcMar>
+            <w:vAlign w:val="center"/>
+          </w:tcPr>
+          <w:p>
+            <w:pPr>
+              <w:pStyle w:val="Normal"/>
+              <w:jc w:val="left"/>
+              <w:pBdr>
+                <w:bottom w:val="none" w:sz="0" w:space="0" w:color="000000"/>
+                <w:top w:val="none" w:sz="0" w:space="0" w:color="000000"/>
+                <w:left w:val="none" w:sz="0" w:space="0" w:color="000000"/>
+                <w:right w:val="none" w:sz="0" w:space="0" w:color="000000"/>
+              </w:pBdr>
+              <w:spacing w:after="100" w:before="100" w:line="240"/>
+              <w:ind w:left="100" w:right="100" w:firstLine="0" w:firstLineChars="0"/>
+              <w:rPr>
+                <w:rFonts w:ascii="Arial" w:hAnsi="Arial" w:eastAsia="Arial" w:cs="Arial"/>
+                <w:i w:val="false"/>
+                <w:b w:val="false"/>
+                <w:u w:val="none"/>
+                <w:sz w:val="18"/>
+                <w:szCs w:val="18"/>
+                <w:color w:val="000000"/>
+              </w:rPr>
+            </w:pPr>
+            <w:r>
+              <w:rPr>
+                <w:rFonts w:ascii="Arial" w:hAnsi="Arial" w:eastAsia="Arial" w:cs="Arial"/>
+                <w:i w:val="false"/>
+                <w:b w:val="false"/>
+                <w:u w:val="none"/>
+                <w:sz w:val="18"/>
+                <w:szCs w:val="18"/>
+                <w:color w:val="000000"/>
+              </w:rPr>
+              <w:t xml:space="preserve">228 (85.7%)</w:t>
+            </w:r>
+          </w:p>
+        </w:tc>
+        <w:tc>
+          <w:tcPr>
+            <w:tcBorders>
+              <w:bottom w:val="none" w:sz="0" w:space="0" w:color="000000"/>
+              <w:top w:val="none" w:sz="0" w:space="0" w:color="000000"/>
+              <w:left w:val="none" w:sz="0" w:space="0" w:color="000000"/>
+              <w:right w:val="none" w:sz="0" w:space="0" w:color="000000"/>
+            </w:tcBorders>
+            <w:shd w:val="clear" w:color="auto" w:fill="FFFFFF"/>
+            <w:tcMar>
+              <w:top w:w="0" w:type="dxa"/>
+              <w:bottom w:w="0" w:type="dxa"/>
+              <w:left w:w="0" w:type="dxa"/>
+              <w:right w:w="0" w:type="dxa"/>
+            </w:tcMar>
+            <w:vAlign w:val="center"/>
+          </w:tcPr>
+          <w:p>
+            <w:pPr>
+              <w:pStyle w:val="Normal"/>
+              <w:jc w:val="left"/>
+              <w:pBdr>
+                <w:bottom w:val="none" w:sz="0" w:space="0" w:color="000000"/>
+                <w:top w:val="none" w:sz="0" w:space="0" w:color="000000"/>
+                <w:left w:val="none" w:sz="0" w:space="0" w:color="000000"/>
+                <w:right w:val="none" w:sz="0" w:space="0" w:color="000000"/>
+              </w:pBdr>
+              <w:spacing w:after="100" w:before="100" w:line="240"/>
+              <w:ind w:left="100" w:right="100" w:firstLine="0" w:firstLineChars="0"/>
+              <w:rPr>
+                <w:rFonts w:ascii="Arial" w:hAnsi="Arial" w:eastAsia="Arial" w:cs="Arial"/>
+                <w:i w:val="false"/>
+                <w:b w:val="false"/>
+                <w:u w:val="none"/>
+                <w:sz w:val="18"/>
+                <w:szCs w:val="18"/>
+                <w:color w:val="000000"/>
+              </w:rPr>
+            </w:pPr>
+            <w:r>
+              <w:rPr>
+                <w:rFonts w:ascii="Arial" w:hAnsi="Arial" w:eastAsia="Arial" w:cs="Arial"/>
+                <w:i w:val="false"/>
+                <w:b w:val="false"/>
+                <w:u w:val="none"/>
+                <w:sz w:val="18"/>
+                <w:szCs w:val="18"/>
+                <w:color w:val="000000"/>
+              </w:rPr>
+              <w:t xml:space="preserve">104 (80.6%)</w:t>
+            </w:r>
+          </w:p>
+        </w:tc>
+        <w:tc>
+          <w:tcPr>
+            <w:tcBorders>
+              <w:bottom w:val="none" w:sz="0" w:space="0" w:color="000000"/>
+              <w:top w:val="none" w:sz="0" w:space="0" w:color="000000"/>
+              <w:left w:val="none" w:sz="0" w:space="0" w:color="000000"/>
+              <w:right w:val="none" w:sz="0" w:space="0" w:color="000000"/>
+            </w:tcBorders>
+            <w:shd w:val="clear" w:color="auto" w:fill="FFFFFF"/>
+            <w:tcMar>
+              <w:top w:w="0" w:type="dxa"/>
+              <w:bottom w:w="0" w:type="dxa"/>
+              <w:left w:w="0" w:type="dxa"/>
+              <w:right w:w="0" w:type="dxa"/>
+            </w:tcMar>
+            <w:vAlign w:val="center"/>
+          </w:tcPr>
+          <w:p>
+            <w:pPr>
+              <w:pStyle w:val="Normal"/>
+              <w:jc w:val="left"/>
+              <w:pBdr>
+                <w:bottom w:val="none" w:sz="0" w:space="0" w:color="000000"/>
+                <w:top w:val="none" w:sz="0" w:space="0" w:color="000000"/>
+                <w:left w:val="none" w:sz="0" w:space="0" w:color="000000"/>
+                <w:right w:val="none" w:sz="0" w:space="0" w:color="000000"/>
+              </w:pBdr>
+              <w:spacing w:after="100" w:before="100" w:line="240"/>
+              <w:ind w:left="100" w:right="100" w:firstLine="0" w:firstLineChars="0"/>
+              <w:rPr>
+                <w:rFonts w:ascii="Arial" w:hAnsi="Arial" w:eastAsia="Arial" w:cs="Arial"/>
+                <w:i w:val="false"/>
+                <w:b w:val="false"/>
+                <w:u w:val="none"/>
+                <w:sz w:val="18"/>
+                <w:szCs w:val="18"/>
+                <w:color w:val="000000"/>
+              </w:rPr>
+            </w:pPr>
+            <w:r>
+              <w:rPr>
+                <w:rFonts w:ascii="Arial" w:hAnsi="Arial" w:eastAsia="Arial" w:cs="Arial"/>
+                <w:i w:val="false"/>
+                <w:b w:val="false"/>
+                <w:u w:val="none"/>
+                <w:sz w:val="18"/>
+                <w:szCs w:val="18"/>
+                <w:color w:val="000000"/>
+              </w:rPr>
+              <w:t xml:space="preserve">0.416</w:t>
+            </w:r>
+          </w:p>
+        </w:tc>
+        <w:tc>
+          <w:tcPr>
+            <w:tcBorders>
+              <w:bottom w:val="none" w:sz="0" w:space="0" w:color="000000"/>
+              <w:top w:val="none" w:sz="0" w:space="0" w:color="000000"/>
+              <w:left w:val="none" w:sz="0" w:space="0" w:color="000000"/>
+              <w:right w:val="none" w:sz="0" w:space="0" w:color="000000"/>
+            </w:tcBorders>
+            <w:shd w:val="clear" w:color="auto" w:fill="FFFFFF"/>
+            <w:tcMar>
+              <w:top w:w="0" w:type="dxa"/>
+              <w:bottom w:w="0" w:type="dxa"/>
+              <w:left w:w="0" w:type="dxa"/>
+              <w:right w:w="0" w:type="dxa"/>
+            </w:tcMar>
+            <w:vAlign w:val="center"/>
+          </w:tcPr>
+          <w:p>
+            <w:pPr>
+              <w:pStyle w:val="Normal"/>
+              <w:jc w:val="left"/>
+              <w:pBdr>
+                <w:bottom w:val="none" w:sz="0" w:space="0" w:color="000000"/>
+                <w:top w:val="none" w:sz="0" w:space="0" w:color="000000"/>
+                <w:left w:val="none" w:sz="0" w:space="0" w:color="000000"/>
+                <w:right w:val="none" w:sz="0" w:space="0" w:color="000000"/>
+              </w:pBdr>
+              <w:spacing w:after="100" w:before="100" w:line="240"/>
+              <w:ind w:left="100" w:right="100" w:firstLine="0" w:firstLineChars="0"/>
+              <w:rPr>
+                <w:rFonts w:ascii="Arial" w:hAnsi="Arial" w:eastAsia="Arial" w:cs="Arial"/>
+                <w:i w:val="false"/>
+                <w:b w:val="false"/>
+                <w:u w:val="none"/>
+                <w:sz w:val="18"/>
+                <w:szCs w:val="18"/>
+                <w:color w:val="000000"/>
+              </w:rPr>
+            </w:pPr>
+            <w:r>
+              <w:rPr>
+                <w:rFonts w:ascii="Arial" w:hAnsi="Arial" w:eastAsia="Arial" w:cs="Arial"/>
+                <w:i w:val="false"/>
+                <w:b w:val="false"/>
+                <w:u w:val="none"/>
+                <w:sz w:val="18"/>
+                <w:szCs w:val="18"/>
+                <w:color w:val="000000"/>
+              </w:rPr>
+              <w:t xml:space="preserve">0.250</w:t>
             </w:r>
           </w:p>
         </w:tc>
@@ -2400,112 +2400,6 @@
                 <w:szCs w:val="18"/>
                 <w:color w:val="000000"/>
               </w:rPr>
-              <w:t xml:space="preserve">8.50 [0.00, 25.00]</w:t>
-            </w:r>
-          </w:p>
-        </w:tc>
-        <w:tc>
-          <w:tcPr>
-            <w:tcBorders>
-              <w:bottom w:val="none" w:sz="0" w:space="0" w:color="000000"/>
-              <w:top w:val="none" w:sz="0" w:space="0" w:color="000000"/>
-              <w:left w:val="none" w:sz="0" w:space="0" w:color="000000"/>
-              <w:right w:val="none" w:sz="0" w:space="0" w:color="000000"/>
-            </w:tcBorders>
-            <w:shd w:val="clear" w:color="auto" w:fill="FFFFFF"/>
-            <w:tcMar>
-              <w:top w:w="0" w:type="dxa"/>
-              <w:bottom w:w="0" w:type="dxa"/>
-              <w:left w:w="0" w:type="dxa"/>
-              <w:right w:w="0" w:type="dxa"/>
-            </w:tcMar>
-            <w:vAlign w:val="center"/>
-          </w:tcPr>
-          <w:p>
-            <w:pPr>
-              <w:pStyle w:val="Normal"/>
-              <w:jc w:val="left"/>
-              <w:pBdr>
-                <w:bottom w:val="none" w:sz="0" w:space="0" w:color="000000"/>
-                <w:top w:val="none" w:sz="0" w:space="0" w:color="000000"/>
-                <w:left w:val="none" w:sz="0" w:space="0" w:color="000000"/>
-                <w:right w:val="none" w:sz="0" w:space="0" w:color="000000"/>
-              </w:pBdr>
-              <w:spacing w:after="100" w:before="100" w:line="240"/>
-              <w:ind w:left="100" w:right="100" w:firstLine="0" w:firstLineChars="0"/>
-              <w:rPr>
-                <w:rFonts w:ascii="Arial" w:hAnsi="Arial" w:eastAsia="Arial" w:cs="Arial"/>
-                <w:i w:val="false"/>
-                <w:b w:val="false"/>
-                <w:u w:val="none"/>
-                <w:sz w:val="18"/>
-                <w:szCs w:val="18"/>
-                <w:color w:val="000000"/>
-              </w:rPr>
-            </w:pPr>
-            <w:r>
-              <w:rPr>
-                <w:rFonts w:ascii="Arial" w:hAnsi="Arial" w:eastAsia="Arial" w:cs="Arial"/>
-                <w:i w:val="false"/>
-                <w:b w:val="false"/>
-                <w:u w:val="none"/>
-                <w:sz w:val="18"/>
-                <w:szCs w:val="18"/>
-                <w:color w:val="000000"/>
-              </w:rPr>
-              <w:t xml:space="preserve">14.00 [1.50, 27.50]</w:t>
-            </w:r>
-          </w:p>
-        </w:tc>
-        <w:tc>
-          <w:tcPr>
-            <w:tcBorders>
-              <w:bottom w:val="none" w:sz="0" w:space="0" w:color="000000"/>
-              <w:top w:val="none" w:sz="0" w:space="0" w:color="000000"/>
-              <w:left w:val="none" w:sz="0" w:space="0" w:color="000000"/>
-              <w:right w:val="none" w:sz="0" w:space="0" w:color="000000"/>
-            </w:tcBorders>
-            <w:shd w:val="clear" w:color="auto" w:fill="FFFFFF"/>
-            <w:tcMar>
-              <w:top w:w="0" w:type="dxa"/>
-              <w:bottom w:w="0" w:type="dxa"/>
-              <w:left w:w="0" w:type="dxa"/>
-              <w:right w:w="0" w:type="dxa"/>
-            </w:tcMar>
-            <w:vAlign w:val="center"/>
-          </w:tcPr>
-          <w:p>
-            <w:pPr>
-              <w:pStyle w:val="Normal"/>
-              <w:jc w:val="left"/>
-              <w:pBdr>
-                <w:bottom w:val="none" w:sz="0" w:space="0" w:color="000000"/>
-                <w:top w:val="none" w:sz="0" w:space="0" w:color="000000"/>
-                <w:left w:val="none" w:sz="0" w:space="0" w:color="000000"/>
-                <w:right w:val="none" w:sz="0" w:space="0" w:color="000000"/>
-              </w:pBdr>
-              <w:spacing w:after="100" w:before="100" w:line="240"/>
-              <w:ind w:left="100" w:right="100" w:firstLine="0" w:firstLineChars="0"/>
-              <w:rPr>
-                <w:rFonts w:ascii="Arial" w:hAnsi="Arial" w:eastAsia="Arial" w:cs="Arial"/>
-                <w:i w:val="false"/>
-                <w:b w:val="false"/>
-                <w:u w:val="none"/>
-                <w:sz w:val="18"/>
-                <w:szCs w:val="18"/>
-                <w:color w:val="000000"/>
-              </w:rPr>
-            </w:pPr>
-            <w:r>
-              <w:rPr>
-                <w:rFonts w:ascii="Arial" w:hAnsi="Arial" w:eastAsia="Arial" w:cs="Arial"/>
-                <w:i w:val="false"/>
-                <w:b w:val="false"/>
-                <w:u w:val="none"/>
-                <w:sz w:val="18"/>
-                <w:szCs w:val="18"/>
-                <w:color w:val="000000"/>
-              </w:rPr>
               <w:t xml:space="preserve">0.00 [0.00, 4.50]</w:t>
             </w:r>
           </w:p>
@@ -2559,6 +2453,112 @@
                 <w:szCs w:val="18"/>
                 <w:color w:val="000000"/>
               </w:rPr>
+              <w:t xml:space="preserve">8.00 [0.00, 25.00]</w:t>
+            </w:r>
+          </w:p>
+        </w:tc>
+        <w:tc>
+          <w:tcPr>
+            <w:tcBorders>
+              <w:bottom w:val="none" w:sz="0" w:space="0" w:color="000000"/>
+              <w:top w:val="none" w:sz="0" w:space="0" w:color="000000"/>
+              <w:left w:val="none" w:sz="0" w:space="0" w:color="000000"/>
+              <w:right w:val="none" w:sz="0" w:space="0" w:color="000000"/>
+            </w:tcBorders>
+            <w:shd w:val="clear" w:color="auto" w:fill="FFFFFF"/>
+            <w:tcMar>
+              <w:top w:w="0" w:type="dxa"/>
+              <w:bottom w:w="0" w:type="dxa"/>
+              <w:left w:w="0" w:type="dxa"/>
+              <w:right w:w="0" w:type="dxa"/>
+            </w:tcMar>
+            <w:vAlign w:val="center"/>
+          </w:tcPr>
+          <w:p>
+            <w:pPr>
+              <w:pStyle w:val="Normal"/>
+              <w:jc w:val="left"/>
+              <w:pBdr>
+                <w:bottom w:val="none" w:sz="0" w:space="0" w:color="000000"/>
+                <w:top w:val="none" w:sz="0" w:space="0" w:color="000000"/>
+                <w:left w:val="none" w:sz="0" w:space="0" w:color="000000"/>
+                <w:right w:val="none" w:sz="0" w:space="0" w:color="000000"/>
+              </w:pBdr>
+              <w:spacing w:after="100" w:before="100" w:line="240"/>
+              <w:ind w:left="100" w:right="100" w:firstLine="0" w:firstLineChars="0"/>
+              <w:rPr>
+                <w:rFonts w:ascii="Arial" w:hAnsi="Arial" w:eastAsia="Arial" w:cs="Arial"/>
+                <w:i w:val="false"/>
+                <w:b w:val="false"/>
+                <w:u w:val="none"/>
+                <w:sz w:val="18"/>
+                <w:szCs w:val="18"/>
+                <w:color w:val="000000"/>
+              </w:rPr>
+            </w:pPr>
+            <w:r>
+              <w:rPr>
+                <w:rFonts w:ascii="Arial" w:hAnsi="Arial" w:eastAsia="Arial" w:cs="Arial"/>
+                <w:i w:val="false"/>
+                <w:b w:val="false"/>
+                <w:u w:val="none"/>
+                <w:sz w:val="18"/>
+                <w:szCs w:val="18"/>
+                <w:color w:val="000000"/>
+              </w:rPr>
+              <w:t xml:space="preserve">14.00 [1.75, 28.00]</w:t>
+            </w:r>
+          </w:p>
+        </w:tc>
+        <w:tc>
+          <w:tcPr>
+            <w:tcBorders>
+              <w:bottom w:val="none" w:sz="0" w:space="0" w:color="000000"/>
+              <w:top w:val="none" w:sz="0" w:space="0" w:color="000000"/>
+              <w:left w:val="none" w:sz="0" w:space="0" w:color="000000"/>
+              <w:right w:val="none" w:sz="0" w:space="0" w:color="000000"/>
+            </w:tcBorders>
+            <w:shd w:val="clear" w:color="auto" w:fill="FFFFFF"/>
+            <w:tcMar>
+              <w:top w:w="0" w:type="dxa"/>
+              <w:bottom w:w="0" w:type="dxa"/>
+              <w:left w:w="0" w:type="dxa"/>
+              <w:right w:w="0" w:type="dxa"/>
+            </w:tcMar>
+            <w:vAlign w:val="center"/>
+          </w:tcPr>
+          <w:p>
+            <w:pPr>
+              <w:pStyle w:val="Normal"/>
+              <w:jc w:val="left"/>
+              <w:pBdr>
+                <w:bottom w:val="none" w:sz="0" w:space="0" w:color="000000"/>
+                <w:top w:val="none" w:sz="0" w:space="0" w:color="000000"/>
+                <w:left w:val="none" w:sz="0" w:space="0" w:color="000000"/>
+                <w:right w:val="none" w:sz="0" w:space="0" w:color="000000"/>
+              </w:pBdr>
+              <w:spacing w:after="100" w:before="100" w:line="240"/>
+              <w:ind w:left="100" w:right="100" w:firstLine="0" w:firstLineChars="0"/>
+              <w:rPr>
+                <w:rFonts w:ascii="Arial" w:hAnsi="Arial" w:eastAsia="Arial" w:cs="Arial"/>
+                <w:i w:val="false"/>
+                <w:b w:val="false"/>
+                <w:u w:val="none"/>
+                <w:sz w:val="18"/>
+                <w:szCs w:val="18"/>
+                <w:color w:val="000000"/>
+              </w:rPr>
+            </w:pPr>
+            <w:r>
+              <w:rPr>
+                <w:rFonts w:ascii="Arial" w:hAnsi="Arial" w:eastAsia="Arial" w:cs="Arial"/>
+                <w:i w:val="false"/>
+                <w:b w:val="false"/>
+                <w:u w:val="none"/>
+                <w:sz w:val="18"/>
+                <w:szCs w:val="18"/>
+                <w:color w:val="000000"/>
+              </w:rPr>
               <w:t xml:space="preserve">&lt;0.001</w:t>
             </w:r>
           </w:p>
@@ -2612,7 +2612,7 @@
                 <w:szCs w:val="18"/>
                 <w:color w:val="000000"/>
               </w:rPr>
-              <w:t xml:space="preserve">0.233</w:t>
+              <w:t xml:space="preserve">0.157</w:t>
             </w:r>
           </w:p>
         </w:tc>
@@ -2724,219 +2724,219 @@
                 <w:szCs w:val="18"/>
                 <w:color w:val="000000"/>
               </w:rPr>
-              <w:t xml:space="preserve">90 (34.0)</w:t>
-            </w:r>
-          </w:p>
-        </w:tc>
-        <w:tc>
-          <w:tcPr>
-            <w:tcBorders>
-              <w:bottom w:val="none" w:sz="0" w:space="0" w:color="000000"/>
-              <w:top w:val="none" w:sz="0" w:space="0" w:color="000000"/>
-              <w:left w:val="none" w:sz="0" w:space="0" w:color="000000"/>
-              <w:right w:val="none" w:sz="0" w:space="0" w:color="000000"/>
-            </w:tcBorders>
-            <w:shd w:val="clear" w:color="auto" w:fill="FFFFFF"/>
-            <w:tcMar>
-              <w:top w:w="0" w:type="dxa"/>
-              <w:bottom w:w="0" w:type="dxa"/>
-              <w:left w:w="0" w:type="dxa"/>
-              <w:right w:w="0" w:type="dxa"/>
-            </w:tcMar>
-            <w:vAlign w:val="center"/>
-          </w:tcPr>
-          <w:p>
-            <w:pPr>
-              <w:pStyle w:val="Normal"/>
-              <w:jc w:val="left"/>
-              <w:pBdr>
-                <w:bottom w:val="none" w:sz="0" w:space="0" w:color="000000"/>
-                <w:top w:val="none" w:sz="0" w:space="0" w:color="000000"/>
-                <w:left w:val="none" w:sz="0" w:space="0" w:color="000000"/>
-                <w:right w:val="none" w:sz="0" w:space="0" w:color="000000"/>
-              </w:pBdr>
-              <w:spacing w:after="100" w:before="100" w:line="240"/>
-              <w:ind w:left="100" w:right="100" w:firstLine="0" w:firstLineChars="0"/>
-              <w:rPr>
-                <w:rFonts w:ascii="Arial" w:hAnsi="Arial" w:eastAsia="Arial" w:cs="Arial"/>
-                <w:i w:val="false"/>
-                <w:b w:val="false"/>
-                <w:u w:val="none"/>
-                <w:sz w:val="18"/>
-                <w:szCs w:val="18"/>
-                <w:color w:val="000000"/>
-              </w:rPr>
-            </w:pPr>
-            <w:r>
-              <w:rPr>
-                <w:rFonts w:ascii="Arial" w:hAnsi="Arial" w:eastAsia="Arial" w:cs="Arial"/>
-                <w:i w:val="false"/>
-                <w:b w:val="false"/>
-                <w:u w:val="none"/>
-                <w:sz w:val="18"/>
-                <w:szCs w:val="18"/>
-                <w:color w:val="000000"/>
-              </w:rPr>
-              <w:t xml:space="preserve">55 (43.0)</w:t>
-            </w:r>
-          </w:p>
-        </w:tc>
-        <w:tc>
-          <w:tcPr>
-            <w:tcBorders>
-              <w:bottom w:val="none" w:sz="0" w:space="0" w:color="000000"/>
-              <w:top w:val="none" w:sz="0" w:space="0" w:color="000000"/>
-              <w:left w:val="none" w:sz="0" w:space="0" w:color="000000"/>
-              <w:right w:val="none" w:sz="0" w:space="0" w:color="000000"/>
-            </w:tcBorders>
-            <w:shd w:val="clear" w:color="auto" w:fill="FFFFFF"/>
-            <w:tcMar>
-              <w:top w:w="0" w:type="dxa"/>
-              <w:bottom w:w="0" w:type="dxa"/>
-              <w:left w:w="0" w:type="dxa"/>
-              <w:right w:w="0" w:type="dxa"/>
-            </w:tcMar>
-            <w:vAlign w:val="center"/>
-          </w:tcPr>
-          <w:p>
-            <w:pPr>
-              <w:pStyle w:val="Normal"/>
-              <w:jc w:val="left"/>
-              <w:pBdr>
-                <w:bottom w:val="none" w:sz="0" w:space="0" w:color="000000"/>
-                <w:top w:val="none" w:sz="0" w:space="0" w:color="000000"/>
-                <w:left w:val="none" w:sz="0" w:space="0" w:color="000000"/>
-                <w:right w:val="none" w:sz="0" w:space="0" w:color="000000"/>
-              </w:pBdr>
-              <w:spacing w:after="100" w:before="100" w:line="240"/>
-              <w:ind w:left="100" w:right="100" w:firstLine="0" w:firstLineChars="0"/>
-              <w:rPr>
-                <w:rFonts w:ascii="Arial" w:hAnsi="Arial" w:eastAsia="Arial" w:cs="Arial"/>
-                <w:i w:val="false"/>
-                <w:b w:val="false"/>
-                <w:u w:val="none"/>
-                <w:sz w:val="18"/>
-                <w:szCs w:val="18"/>
-                <w:color w:val="000000"/>
-              </w:rPr>
-            </w:pPr>
-            <w:r>
-              <w:rPr>
-                <w:rFonts w:ascii="Arial" w:hAnsi="Arial" w:eastAsia="Arial" w:cs="Arial"/>
-                <w:i w:val="false"/>
-                <w:b w:val="false"/>
-                <w:u w:val="none"/>
-                <w:sz w:val="18"/>
-                <w:szCs w:val="18"/>
-                <w:color w:val="000000"/>
-              </w:rPr>
-              <w:t xml:space="preserve">11 (17.5)</w:t>
-            </w:r>
-          </w:p>
-        </w:tc>
-        <w:tc>
-          <w:tcPr>
-            <w:tcBorders>
-              <w:bottom w:val="none" w:sz="0" w:space="0" w:color="000000"/>
-              <w:top w:val="none" w:sz="0" w:space="0" w:color="000000"/>
-              <w:left w:val="none" w:sz="0" w:space="0" w:color="000000"/>
-              <w:right w:val="none" w:sz="0" w:space="0" w:color="000000"/>
-            </w:tcBorders>
-            <w:shd w:val="clear" w:color="auto" w:fill="FFFFFF"/>
-            <w:tcMar>
-              <w:top w:w="0" w:type="dxa"/>
-              <w:bottom w:w="0" w:type="dxa"/>
-              <w:left w:w="0" w:type="dxa"/>
-              <w:right w:w="0" w:type="dxa"/>
-            </w:tcMar>
-            <w:vAlign w:val="center"/>
-          </w:tcPr>
-          <w:p>
-            <w:pPr>
-              <w:pStyle w:val="Normal"/>
-              <w:jc w:val="left"/>
-              <w:pBdr>
-                <w:bottom w:val="none" w:sz="0" w:space="0" w:color="000000"/>
-                <w:top w:val="none" w:sz="0" w:space="0" w:color="000000"/>
-                <w:left w:val="none" w:sz="0" w:space="0" w:color="000000"/>
-                <w:right w:val="none" w:sz="0" w:space="0" w:color="000000"/>
-              </w:pBdr>
-              <w:spacing w:after="100" w:before="100" w:line="240"/>
-              <w:ind w:left="100" w:right="100" w:firstLine="0" w:firstLineChars="0"/>
-              <w:rPr>
-                <w:rFonts w:ascii="Arial" w:hAnsi="Arial" w:eastAsia="Arial" w:cs="Arial"/>
-                <w:i w:val="false"/>
-                <w:b w:val="false"/>
-                <w:u w:val="none"/>
-                <w:sz w:val="18"/>
-                <w:szCs w:val="18"/>
-                <w:color w:val="000000"/>
-              </w:rPr>
-            </w:pPr>
-            <w:r>
-              <w:rPr>
-                <w:rFonts w:ascii="Arial" w:hAnsi="Arial" w:eastAsia="Arial" w:cs="Arial"/>
-                <w:i w:val="false"/>
-                <w:b w:val="false"/>
-                <w:u w:val="none"/>
-                <w:sz w:val="18"/>
-                <w:szCs w:val="18"/>
-                <w:color w:val="000000"/>
-              </w:rPr>
-              <w:t xml:space="preserve">0.002</w:t>
-            </w:r>
-          </w:p>
-        </w:tc>
-        <w:tc>
-          <w:tcPr>
-            <w:tcBorders>
-              <w:bottom w:val="none" w:sz="0" w:space="0" w:color="000000"/>
-              <w:top w:val="none" w:sz="0" w:space="0" w:color="000000"/>
-              <w:left w:val="none" w:sz="0" w:space="0" w:color="000000"/>
-              <w:right w:val="none" w:sz="0" w:space="0" w:color="000000"/>
-            </w:tcBorders>
-            <w:shd w:val="clear" w:color="auto" w:fill="FFFFFF"/>
-            <w:tcMar>
-              <w:top w:w="0" w:type="dxa"/>
-              <w:bottom w:w="0" w:type="dxa"/>
-              <w:left w:w="0" w:type="dxa"/>
-              <w:right w:w="0" w:type="dxa"/>
-            </w:tcMar>
-            <w:vAlign w:val="center"/>
-          </w:tcPr>
-          <w:p>
-            <w:pPr>
-              <w:pStyle w:val="Normal"/>
-              <w:jc w:val="left"/>
-              <w:pBdr>
-                <w:bottom w:val="none" w:sz="0" w:space="0" w:color="000000"/>
-                <w:top w:val="none" w:sz="0" w:space="0" w:color="000000"/>
-                <w:left w:val="none" w:sz="0" w:space="0" w:color="000000"/>
-                <w:right w:val="none" w:sz="0" w:space="0" w:color="000000"/>
-              </w:pBdr>
-              <w:spacing w:after="100" w:before="100" w:line="240"/>
-              <w:ind w:left="100" w:right="100" w:firstLine="0" w:firstLineChars="0"/>
-              <w:rPr>
-                <w:rFonts w:ascii="Arial" w:hAnsi="Arial" w:eastAsia="Arial" w:cs="Arial"/>
-                <w:i w:val="false"/>
-                <w:b w:val="false"/>
-                <w:u w:val="none"/>
-                <w:sz w:val="18"/>
-                <w:szCs w:val="18"/>
-                <w:color w:val="000000"/>
-              </w:rPr>
-            </w:pPr>
-            <w:r>
-              <w:rPr>
-                <w:rFonts w:ascii="Arial" w:hAnsi="Arial" w:eastAsia="Arial" w:cs="Arial"/>
-                <w:i w:val="false"/>
-                <w:b w:val="false"/>
-                <w:u w:val="none"/>
-                <w:sz w:val="18"/>
-                <w:szCs w:val="18"/>
-                <w:color w:val="000000"/>
-              </w:rPr>
-              <w:t xml:space="preserve">0.105</w:t>
+              <w:t xml:space="preserve">11 (17.5%)</w:t>
+            </w:r>
+          </w:p>
+        </w:tc>
+        <w:tc>
+          <w:tcPr>
+            <w:tcBorders>
+              <w:bottom w:val="none" w:sz="0" w:space="0" w:color="000000"/>
+              <w:top w:val="none" w:sz="0" w:space="0" w:color="000000"/>
+              <w:left w:val="none" w:sz="0" w:space="0" w:color="000000"/>
+              <w:right w:val="none" w:sz="0" w:space="0" w:color="000000"/>
+            </w:tcBorders>
+            <w:shd w:val="clear" w:color="auto" w:fill="FFFFFF"/>
+            <w:tcMar>
+              <w:top w:w="0" w:type="dxa"/>
+              <w:bottom w:w="0" w:type="dxa"/>
+              <w:left w:w="0" w:type="dxa"/>
+              <w:right w:w="0" w:type="dxa"/>
+            </w:tcMar>
+            <w:vAlign w:val="center"/>
+          </w:tcPr>
+          <w:p>
+            <w:pPr>
+              <w:pStyle w:val="Normal"/>
+              <w:jc w:val="left"/>
+              <w:pBdr>
+                <w:bottom w:val="none" w:sz="0" w:space="0" w:color="000000"/>
+                <w:top w:val="none" w:sz="0" w:space="0" w:color="000000"/>
+                <w:left w:val="none" w:sz="0" w:space="0" w:color="000000"/>
+                <w:right w:val="none" w:sz="0" w:space="0" w:color="000000"/>
+              </w:pBdr>
+              <w:spacing w:after="100" w:before="100" w:line="240"/>
+              <w:ind w:left="100" w:right="100" w:firstLine="0" w:firstLineChars="0"/>
+              <w:rPr>
+                <w:rFonts w:ascii="Arial" w:hAnsi="Arial" w:eastAsia="Arial" w:cs="Arial"/>
+                <w:i w:val="false"/>
+                <w:b w:val="false"/>
+                <w:u w:val="none"/>
+                <w:sz w:val="18"/>
+                <w:szCs w:val="18"/>
+                <w:color w:val="000000"/>
+              </w:rPr>
+            </w:pPr>
+            <w:r>
+              <w:rPr>
+                <w:rFonts w:ascii="Arial" w:hAnsi="Arial" w:eastAsia="Arial" w:cs="Arial"/>
+                <w:i w:val="false"/>
+                <w:b w:val="false"/>
+                <w:u w:val="none"/>
+                <w:sz w:val="18"/>
+                <w:szCs w:val="18"/>
+                <w:color w:val="000000"/>
+              </w:rPr>
+              <w:t xml:space="preserve">91 (34.2%)</w:t>
+            </w:r>
+          </w:p>
+        </w:tc>
+        <w:tc>
+          <w:tcPr>
+            <w:tcBorders>
+              <w:bottom w:val="none" w:sz="0" w:space="0" w:color="000000"/>
+              <w:top w:val="none" w:sz="0" w:space="0" w:color="000000"/>
+              <w:left w:val="none" w:sz="0" w:space="0" w:color="000000"/>
+              <w:right w:val="none" w:sz="0" w:space="0" w:color="000000"/>
+            </w:tcBorders>
+            <w:shd w:val="clear" w:color="auto" w:fill="FFFFFF"/>
+            <w:tcMar>
+              <w:top w:w="0" w:type="dxa"/>
+              <w:bottom w:w="0" w:type="dxa"/>
+              <w:left w:w="0" w:type="dxa"/>
+              <w:right w:w="0" w:type="dxa"/>
+            </w:tcMar>
+            <w:vAlign w:val="center"/>
+          </w:tcPr>
+          <w:p>
+            <w:pPr>
+              <w:pStyle w:val="Normal"/>
+              <w:jc w:val="left"/>
+              <w:pBdr>
+                <w:bottom w:val="none" w:sz="0" w:space="0" w:color="000000"/>
+                <w:top w:val="none" w:sz="0" w:space="0" w:color="000000"/>
+                <w:left w:val="none" w:sz="0" w:space="0" w:color="000000"/>
+                <w:right w:val="none" w:sz="0" w:space="0" w:color="000000"/>
+              </w:pBdr>
+              <w:spacing w:after="100" w:before="100" w:line="240"/>
+              <w:ind w:left="100" w:right="100" w:firstLine="0" w:firstLineChars="0"/>
+              <w:rPr>
+                <w:rFonts w:ascii="Arial" w:hAnsi="Arial" w:eastAsia="Arial" w:cs="Arial"/>
+                <w:i w:val="false"/>
+                <w:b w:val="false"/>
+                <w:u w:val="none"/>
+                <w:sz w:val="18"/>
+                <w:szCs w:val="18"/>
+                <w:color w:val="000000"/>
+              </w:rPr>
+            </w:pPr>
+            <w:r>
+              <w:rPr>
+                <w:rFonts w:ascii="Arial" w:hAnsi="Arial" w:eastAsia="Arial" w:cs="Arial"/>
+                <w:i w:val="false"/>
+                <w:b w:val="false"/>
+                <w:u w:val="none"/>
+                <w:sz w:val="18"/>
+                <w:szCs w:val="18"/>
+                <w:color w:val="000000"/>
+              </w:rPr>
+              <w:t xml:space="preserve">55 (42.6%)</w:t>
+            </w:r>
+          </w:p>
+        </w:tc>
+        <w:tc>
+          <w:tcPr>
+            <w:tcBorders>
+              <w:bottom w:val="none" w:sz="0" w:space="0" w:color="000000"/>
+              <w:top w:val="none" w:sz="0" w:space="0" w:color="000000"/>
+              <w:left w:val="none" w:sz="0" w:space="0" w:color="000000"/>
+              <w:right w:val="none" w:sz="0" w:space="0" w:color="000000"/>
+            </w:tcBorders>
+            <w:shd w:val="clear" w:color="auto" w:fill="FFFFFF"/>
+            <w:tcMar>
+              <w:top w:w="0" w:type="dxa"/>
+              <w:bottom w:w="0" w:type="dxa"/>
+              <w:left w:w="0" w:type="dxa"/>
+              <w:right w:w="0" w:type="dxa"/>
+            </w:tcMar>
+            <w:vAlign w:val="center"/>
+          </w:tcPr>
+          <w:p>
+            <w:pPr>
+              <w:pStyle w:val="Normal"/>
+              <w:jc w:val="left"/>
+              <w:pBdr>
+                <w:bottom w:val="none" w:sz="0" w:space="0" w:color="000000"/>
+                <w:top w:val="none" w:sz="0" w:space="0" w:color="000000"/>
+                <w:left w:val="none" w:sz="0" w:space="0" w:color="000000"/>
+                <w:right w:val="none" w:sz="0" w:space="0" w:color="000000"/>
+              </w:pBdr>
+              <w:spacing w:after="100" w:before="100" w:line="240"/>
+              <w:ind w:left="100" w:right="100" w:firstLine="0" w:firstLineChars="0"/>
+              <w:rPr>
+                <w:rFonts w:ascii="Arial" w:hAnsi="Arial" w:eastAsia="Arial" w:cs="Arial"/>
+                <w:i w:val="false"/>
+                <w:b w:val="false"/>
+                <w:u w:val="none"/>
+                <w:sz w:val="18"/>
+                <w:szCs w:val="18"/>
+                <w:color w:val="000000"/>
+              </w:rPr>
+            </w:pPr>
+            <w:r>
+              <w:rPr>
+                <w:rFonts w:ascii="Arial" w:hAnsi="Arial" w:eastAsia="Arial" w:cs="Arial"/>
+                <w:i w:val="false"/>
+                <w:b w:val="false"/>
+                <w:u w:val="none"/>
+                <w:sz w:val="18"/>
+                <w:szCs w:val="18"/>
+                <w:color w:val="000000"/>
+              </w:rPr>
+              <w:t xml:space="preserve">0.003</w:t>
+            </w:r>
+          </w:p>
+        </w:tc>
+        <w:tc>
+          <w:tcPr>
+            <w:tcBorders>
+              <w:bottom w:val="none" w:sz="0" w:space="0" w:color="000000"/>
+              <w:top w:val="none" w:sz="0" w:space="0" w:color="000000"/>
+              <w:left w:val="none" w:sz="0" w:space="0" w:color="000000"/>
+              <w:right w:val="none" w:sz="0" w:space="0" w:color="000000"/>
+            </w:tcBorders>
+            <w:shd w:val="clear" w:color="auto" w:fill="FFFFFF"/>
+            <w:tcMar>
+              <w:top w:w="0" w:type="dxa"/>
+              <w:bottom w:w="0" w:type="dxa"/>
+              <w:left w:w="0" w:type="dxa"/>
+              <w:right w:w="0" w:type="dxa"/>
+            </w:tcMar>
+            <w:vAlign w:val="center"/>
+          </w:tcPr>
+          <w:p>
+            <w:pPr>
+              <w:pStyle w:val="Normal"/>
+              <w:jc w:val="left"/>
+              <w:pBdr>
+                <w:bottom w:val="none" w:sz="0" w:space="0" w:color="000000"/>
+                <w:top w:val="none" w:sz="0" w:space="0" w:color="000000"/>
+                <w:left w:val="none" w:sz="0" w:space="0" w:color="000000"/>
+                <w:right w:val="none" w:sz="0" w:space="0" w:color="000000"/>
+              </w:pBdr>
+              <w:spacing w:after="100" w:before="100" w:line="240"/>
+              <w:ind w:left="100" w:right="100" w:firstLine="0" w:firstLineChars="0"/>
+              <w:rPr>
+                <w:rFonts w:ascii="Arial" w:hAnsi="Arial" w:eastAsia="Arial" w:cs="Arial"/>
+                <w:i w:val="false"/>
+                <w:b w:val="false"/>
+                <w:u w:val="none"/>
+                <w:sz w:val="18"/>
+                <w:szCs w:val="18"/>
+                <w:color w:val="000000"/>
+              </w:rPr>
+            </w:pPr>
+            <w:r>
+              <w:rPr>
+                <w:rFonts w:ascii="Arial" w:hAnsi="Arial" w:eastAsia="Arial" w:cs="Arial"/>
+                <w:i w:val="false"/>
+                <w:b w:val="false"/>
+                <w:u w:val="none"/>
+                <w:sz w:val="18"/>
+                <w:szCs w:val="18"/>
+                <w:color w:val="000000"/>
+              </w:rPr>
+              <w:t xml:space="preserve">0.130</w:t>
             </w:r>
           </w:p>
         </w:tc>
@@ -3048,113 +3048,113 @@
                 <w:szCs w:val="18"/>
                 <w:color w:val="000000"/>
               </w:rPr>
-              <w:t xml:space="preserve">122 (46.0)</w:t>
-            </w:r>
-          </w:p>
-        </w:tc>
-        <w:tc>
-          <w:tcPr>
-            <w:tcBorders>
-              <w:bottom w:val="none" w:sz="0" w:space="0" w:color="000000"/>
-              <w:top w:val="none" w:sz="0" w:space="0" w:color="000000"/>
-              <w:left w:val="none" w:sz="0" w:space="0" w:color="000000"/>
-              <w:right w:val="none" w:sz="0" w:space="0" w:color="000000"/>
-            </w:tcBorders>
-            <w:shd w:val="clear" w:color="auto" w:fill="FFFFFF"/>
-            <w:tcMar>
-              <w:top w:w="0" w:type="dxa"/>
-              <w:bottom w:w="0" w:type="dxa"/>
-              <w:left w:w="0" w:type="dxa"/>
-              <w:right w:w="0" w:type="dxa"/>
-            </w:tcMar>
-            <w:vAlign w:val="center"/>
-          </w:tcPr>
-          <w:p>
-            <w:pPr>
-              <w:pStyle w:val="Normal"/>
-              <w:jc w:val="left"/>
-              <w:pBdr>
-                <w:bottom w:val="none" w:sz="0" w:space="0" w:color="000000"/>
-                <w:top w:val="none" w:sz="0" w:space="0" w:color="000000"/>
-                <w:left w:val="none" w:sz="0" w:space="0" w:color="000000"/>
-                <w:right w:val="none" w:sz="0" w:space="0" w:color="000000"/>
-              </w:pBdr>
-              <w:spacing w:after="100" w:before="100" w:line="240"/>
-              <w:ind w:left="100" w:right="100" w:firstLine="0" w:firstLineChars="0"/>
-              <w:rPr>
-                <w:rFonts w:ascii="Arial" w:hAnsi="Arial" w:eastAsia="Arial" w:cs="Arial"/>
-                <w:i w:val="false"/>
-                <w:b w:val="false"/>
-                <w:u w:val="none"/>
-                <w:sz w:val="18"/>
-                <w:szCs w:val="18"/>
-                <w:color w:val="000000"/>
-              </w:rPr>
-            </w:pPr>
-            <w:r>
-              <w:rPr>
-                <w:rFonts w:ascii="Arial" w:hAnsi="Arial" w:eastAsia="Arial" w:cs="Arial"/>
-                <w:i w:val="false"/>
-                <w:b w:val="false"/>
-                <w:u w:val="none"/>
-                <w:sz w:val="18"/>
-                <w:szCs w:val="18"/>
-                <w:color w:val="000000"/>
-              </w:rPr>
-              <w:t xml:space="preserve">85 (66.4)</w:t>
-            </w:r>
-          </w:p>
-        </w:tc>
-        <w:tc>
-          <w:tcPr>
-            <w:tcBorders>
-              <w:bottom w:val="none" w:sz="0" w:space="0" w:color="000000"/>
-              <w:top w:val="none" w:sz="0" w:space="0" w:color="000000"/>
-              <w:left w:val="none" w:sz="0" w:space="0" w:color="000000"/>
-              <w:right w:val="none" w:sz="0" w:space="0" w:color="000000"/>
-            </w:tcBorders>
-            <w:shd w:val="clear" w:color="auto" w:fill="FFFFFF"/>
-            <w:tcMar>
-              <w:top w:w="0" w:type="dxa"/>
-              <w:bottom w:w="0" w:type="dxa"/>
-              <w:left w:w="0" w:type="dxa"/>
-              <w:right w:w="0" w:type="dxa"/>
-            </w:tcMar>
-            <w:vAlign w:val="center"/>
-          </w:tcPr>
-          <w:p>
-            <w:pPr>
-              <w:pStyle w:val="Normal"/>
-              <w:jc w:val="left"/>
-              <w:pBdr>
-                <w:bottom w:val="none" w:sz="0" w:space="0" w:color="000000"/>
-                <w:top w:val="none" w:sz="0" w:space="0" w:color="000000"/>
-                <w:left w:val="none" w:sz="0" w:space="0" w:color="000000"/>
-                <w:right w:val="none" w:sz="0" w:space="0" w:color="000000"/>
-              </w:pBdr>
-              <w:spacing w:after="100" w:before="100" w:line="240"/>
-              <w:ind w:left="100" w:right="100" w:firstLine="0" w:firstLineChars="0"/>
-              <w:rPr>
-                <w:rFonts w:ascii="Arial" w:hAnsi="Arial" w:eastAsia="Arial" w:cs="Arial"/>
-                <w:i w:val="false"/>
-                <w:b w:val="false"/>
-                <w:u w:val="none"/>
-                <w:sz w:val="18"/>
-                <w:szCs w:val="18"/>
-                <w:color w:val="000000"/>
-              </w:rPr>
-            </w:pPr>
-            <w:r>
-              <w:rPr>
-                <w:rFonts w:ascii="Arial" w:hAnsi="Arial" w:eastAsia="Arial" w:cs="Arial"/>
-                <w:i w:val="false"/>
-                <w:b w:val="false"/>
-                <w:u w:val="none"/>
-                <w:sz w:val="18"/>
-                <w:szCs w:val="18"/>
-                <w:color w:val="000000"/>
-              </w:rPr>
-              <w:t xml:space="preserve">11 (17.5)</w:t>
+              <w:t xml:space="preserve">11 (17.5%)</w:t>
+            </w:r>
+          </w:p>
+        </w:tc>
+        <w:tc>
+          <w:tcPr>
+            <w:tcBorders>
+              <w:bottom w:val="none" w:sz="0" w:space="0" w:color="000000"/>
+              <w:top w:val="none" w:sz="0" w:space="0" w:color="000000"/>
+              <w:left w:val="none" w:sz="0" w:space="0" w:color="000000"/>
+              <w:right w:val="none" w:sz="0" w:space="0" w:color="000000"/>
+            </w:tcBorders>
+            <w:shd w:val="clear" w:color="auto" w:fill="FFFFFF"/>
+            <w:tcMar>
+              <w:top w:w="0" w:type="dxa"/>
+              <w:bottom w:w="0" w:type="dxa"/>
+              <w:left w:w="0" w:type="dxa"/>
+              <w:right w:w="0" w:type="dxa"/>
+            </w:tcMar>
+            <w:vAlign w:val="center"/>
+          </w:tcPr>
+          <w:p>
+            <w:pPr>
+              <w:pStyle w:val="Normal"/>
+              <w:jc w:val="left"/>
+              <w:pBdr>
+                <w:bottom w:val="none" w:sz="0" w:space="0" w:color="000000"/>
+                <w:top w:val="none" w:sz="0" w:space="0" w:color="000000"/>
+                <w:left w:val="none" w:sz="0" w:space="0" w:color="000000"/>
+                <w:right w:val="none" w:sz="0" w:space="0" w:color="000000"/>
+              </w:pBdr>
+              <w:spacing w:after="100" w:before="100" w:line="240"/>
+              <w:ind w:left="100" w:right="100" w:firstLine="0" w:firstLineChars="0"/>
+              <w:rPr>
+                <w:rFonts w:ascii="Arial" w:hAnsi="Arial" w:eastAsia="Arial" w:cs="Arial"/>
+                <w:i w:val="false"/>
+                <w:b w:val="false"/>
+                <w:u w:val="none"/>
+                <w:sz w:val="18"/>
+                <w:szCs w:val="18"/>
+                <w:color w:val="000000"/>
+              </w:rPr>
+            </w:pPr>
+            <w:r>
+              <w:rPr>
+                <w:rFonts w:ascii="Arial" w:hAnsi="Arial" w:eastAsia="Arial" w:cs="Arial"/>
+                <w:i w:val="false"/>
+                <w:b w:val="false"/>
+                <w:u w:val="none"/>
+                <w:sz w:val="18"/>
+                <w:szCs w:val="18"/>
+                <w:color w:val="000000"/>
+              </w:rPr>
+              <w:t xml:space="preserve">123 (46.2%)</w:t>
+            </w:r>
+          </w:p>
+        </w:tc>
+        <w:tc>
+          <w:tcPr>
+            <w:tcBorders>
+              <w:bottom w:val="none" w:sz="0" w:space="0" w:color="000000"/>
+              <w:top w:val="none" w:sz="0" w:space="0" w:color="000000"/>
+              <w:left w:val="none" w:sz="0" w:space="0" w:color="000000"/>
+              <w:right w:val="none" w:sz="0" w:space="0" w:color="000000"/>
+            </w:tcBorders>
+            <w:shd w:val="clear" w:color="auto" w:fill="FFFFFF"/>
+            <w:tcMar>
+              <w:top w:w="0" w:type="dxa"/>
+              <w:bottom w:w="0" w:type="dxa"/>
+              <w:left w:w="0" w:type="dxa"/>
+              <w:right w:w="0" w:type="dxa"/>
+            </w:tcMar>
+            <w:vAlign w:val="center"/>
+          </w:tcPr>
+          <w:p>
+            <w:pPr>
+              <w:pStyle w:val="Normal"/>
+              <w:jc w:val="left"/>
+              <w:pBdr>
+                <w:bottom w:val="none" w:sz="0" w:space="0" w:color="000000"/>
+                <w:top w:val="none" w:sz="0" w:space="0" w:color="000000"/>
+                <w:left w:val="none" w:sz="0" w:space="0" w:color="000000"/>
+                <w:right w:val="none" w:sz="0" w:space="0" w:color="000000"/>
+              </w:pBdr>
+              <w:spacing w:after="100" w:before="100" w:line="240"/>
+              <w:ind w:left="100" w:right="100" w:firstLine="0" w:firstLineChars="0"/>
+              <w:rPr>
+                <w:rFonts w:ascii="Arial" w:hAnsi="Arial" w:eastAsia="Arial" w:cs="Arial"/>
+                <w:i w:val="false"/>
+                <w:b w:val="false"/>
+                <w:u w:val="none"/>
+                <w:sz w:val="18"/>
+                <w:szCs w:val="18"/>
+                <w:color w:val="000000"/>
+              </w:rPr>
+            </w:pPr>
+            <w:r>
+              <w:rPr>
+                <w:rFonts w:ascii="Arial" w:hAnsi="Arial" w:eastAsia="Arial" w:cs="Arial"/>
+                <w:i w:val="false"/>
+                <w:b w:val="false"/>
+                <w:u w:val="none"/>
+                <w:sz w:val="18"/>
+                <w:szCs w:val="18"/>
+                <w:color w:val="000000"/>
+              </w:rPr>
+              <w:t xml:space="preserve">86 (66.7%)</w:t>
             </w:r>
           </w:p>
         </w:tc>
@@ -3372,6 +3372,59 @@
                 <w:szCs w:val="18"/>
                 <w:color w:val="000000"/>
               </w:rPr>
+              <w:t xml:space="preserve">2.00 [1.00, 4.00]</w:t>
+            </w:r>
+          </w:p>
+        </w:tc>
+        <w:tc>
+          <w:tcPr>
+            <w:tcBorders>
+              <w:bottom w:val="none" w:sz="0" w:space="0" w:color="000000"/>
+              <w:top w:val="none" w:sz="0" w:space="0" w:color="000000"/>
+              <w:left w:val="none" w:sz="0" w:space="0" w:color="000000"/>
+              <w:right w:val="none" w:sz="0" w:space="0" w:color="000000"/>
+            </w:tcBorders>
+            <w:shd w:val="clear" w:color="auto" w:fill="FFFFFF"/>
+            <w:tcMar>
+              <w:top w:w="0" w:type="dxa"/>
+              <w:bottom w:w="0" w:type="dxa"/>
+              <w:left w:w="0" w:type="dxa"/>
+              <w:right w:w="0" w:type="dxa"/>
+            </w:tcMar>
+            <w:vAlign w:val="center"/>
+          </w:tcPr>
+          <w:p>
+            <w:pPr>
+              <w:pStyle w:val="Normal"/>
+              <w:jc w:val="left"/>
+              <w:pBdr>
+                <w:bottom w:val="none" w:sz="0" w:space="0" w:color="000000"/>
+                <w:top w:val="none" w:sz="0" w:space="0" w:color="000000"/>
+                <w:left w:val="none" w:sz="0" w:space="0" w:color="000000"/>
+                <w:right w:val="none" w:sz="0" w:space="0" w:color="000000"/>
+              </w:pBdr>
+              <w:spacing w:after="100" w:before="100" w:line="240"/>
+              <w:ind w:left="100" w:right="100" w:firstLine="0" w:firstLineChars="0"/>
+              <w:rPr>
+                <w:rFonts w:ascii="Arial" w:hAnsi="Arial" w:eastAsia="Arial" w:cs="Arial"/>
+                <w:i w:val="false"/>
+                <w:b w:val="false"/>
+                <w:u w:val="none"/>
+                <w:sz w:val="18"/>
+                <w:szCs w:val="18"/>
+                <w:color w:val="000000"/>
+              </w:rPr>
+            </w:pPr>
+            <w:r>
+              <w:rPr>
+                <w:rFonts w:ascii="Arial" w:hAnsi="Arial" w:eastAsia="Arial" w:cs="Arial"/>
+                <w:i w:val="false"/>
+                <w:b w:val="false"/>
+                <w:u w:val="none"/>
+                <w:sz w:val="18"/>
+                <w:szCs w:val="18"/>
+                <w:color w:val="000000"/>
+              </w:rPr>
               <w:t xml:space="preserve">4.00 [2.00, 6.00]</w:t>
             </w:r>
           </w:p>
@@ -3478,59 +3531,6 @@
                 <w:szCs w:val="18"/>
                 <w:color w:val="000000"/>
               </w:rPr>
-              <w:t xml:space="preserve">2.00 [1.00, 4.00]</w:t>
-            </w:r>
-          </w:p>
-        </w:tc>
-        <w:tc>
-          <w:tcPr>
-            <w:tcBorders>
-              <w:bottom w:val="none" w:sz="0" w:space="0" w:color="000000"/>
-              <w:top w:val="none" w:sz="0" w:space="0" w:color="000000"/>
-              <w:left w:val="none" w:sz="0" w:space="0" w:color="000000"/>
-              <w:right w:val="none" w:sz="0" w:space="0" w:color="000000"/>
-            </w:tcBorders>
-            <w:shd w:val="clear" w:color="auto" w:fill="FFFFFF"/>
-            <w:tcMar>
-              <w:top w:w="0" w:type="dxa"/>
-              <w:bottom w:w="0" w:type="dxa"/>
-              <w:left w:w="0" w:type="dxa"/>
-              <w:right w:w="0" w:type="dxa"/>
-            </w:tcMar>
-            <w:vAlign w:val="center"/>
-          </w:tcPr>
-          <w:p>
-            <w:pPr>
-              <w:pStyle w:val="Normal"/>
-              <w:jc w:val="left"/>
-              <w:pBdr>
-                <w:bottom w:val="none" w:sz="0" w:space="0" w:color="000000"/>
-                <w:top w:val="none" w:sz="0" w:space="0" w:color="000000"/>
-                <w:left w:val="none" w:sz="0" w:space="0" w:color="000000"/>
-                <w:right w:val="none" w:sz="0" w:space="0" w:color="000000"/>
-              </w:pBdr>
-              <w:spacing w:after="100" w:before="100" w:line="240"/>
-              <w:ind w:left="100" w:right="100" w:firstLine="0" w:firstLineChars="0"/>
-              <w:rPr>
-                <w:rFonts w:ascii="Arial" w:hAnsi="Arial" w:eastAsia="Arial" w:cs="Arial"/>
-                <w:i w:val="false"/>
-                <w:b w:val="false"/>
-                <w:u w:val="none"/>
-                <w:sz w:val="18"/>
-                <w:szCs w:val="18"/>
-                <w:color w:val="000000"/>
-              </w:rPr>
-            </w:pPr>
-            <w:r>
-              <w:rPr>
-                <w:rFonts w:ascii="Arial" w:hAnsi="Arial" w:eastAsia="Arial" w:cs="Arial"/>
-                <w:i w:val="false"/>
-                <w:b w:val="false"/>
-                <w:u w:val="none"/>
-                <w:sz w:val="18"/>
-                <w:szCs w:val="18"/>
-                <w:color w:val="000000"/>
-              </w:rPr>
               <w:t xml:space="preserve">&lt;0.001</w:t>
             </w:r>
           </w:p>
@@ -3584,7 +3584,7 @@
                 <w:szCs w:val="18"/>
                 <w:color w:val="000000"/>
               </w:rPr>
-              <w:t xml:space="preserve">0.104</w:t>
+              <w:t xml:space="preserve">0.085</w:t>
             </w:r>
           </w:p>
         </w:tc>
@@ -3696,219 +3696,219 @@
                 <w:szCs w:val="18"/>
                 <w:color w:val="000000"/>
               </w:rPr>
-              <w:t xml:space="preserve">96 (36.2)</w:t>
-            </w:r>
-          </w:p>
-        </w:tc>
-        <w:tc>
-          <w:tcPr>
-            <w:tcBorders>
-              <w:bottom w:val="none" w:sz="0" w:space="0" w:color="000000"/>
-              <w:top w:val="none" w:sz="0" w:space="0" w:color="000000"/>
-              <w:left w:val="none" w:sz="0" w:space="0" w:color="000000"/>
-              <w:right w:val="none" w:sz="0" w:space="0" w:color="000000"/>
-            </w:tcBorders>
-            <w:shd w:val="clear" w:color="auto" w:fill="FFFFFF"/>
-            <w:tcMar>
-              <w:top w:w="0" w:type="dxa"/>
-              <w:bottom w:w="0" w:type="dxa"/>
-              <w:left w:w="0" w:type="dxa"/>
-              <w:right w:w="0" w:type="dxa"/>
-            </w:tcMar>
-            <w:vAlign w:val="center"/>
-          </w:tcPr>
-          <w:p>
-            <w:pPr>
-              <w:pStyle w:val="Normal"/>
-              <w:jc w:val="left"/>
-              <w:pBdr>
-                <w:bottom w:val="none" w:sz="0" w:space="0" w:color="000000"/>
-                <w:top w:val="none" w:sz="0" w:space="0" w:color="000000"/>
-                <w:left w:val="none" w:sz="0" w:space="0" w:color="000000"/>
-                <w:right w:val="none" w:sz="0" w:space="0" w:color="000000"/>
-              </w:pBdr>
-              <w:spacing w:after="100" w:before="100" w:line="240"/>
-              <w:ind w:left="100" w:right="100" w:firstLine="0" w:firstLineChars="0"/>
-              <w:rPr>
-                <w:rFonts w:ascii="Arial" w:hAnsi="Arial" w:eastAsia="Arial" w:cs="Arial"/>
-                <w:i w:val="false"/>
-                <w:b w:val="false"/>
-                <w:u w:val="none"/>
-                <w:sz w:val="18"/>
-                <w:szCs w:val="18"/>
-                <w:color w:val="000000"/>
-              </w:rPr>
-            </w:pPr>
-            <w:r>
-              <w:rPr>
-                <w:rFonts w:ascii="Arial" w:hAnsi="Arial" w:eastAsia="Arial" w:cs="Arial"/>
-                <w:i w:val="false"/>
-                <w:b w:val="false"/>
-                <w:u w:val="none"/>
-                <w:sz w:val="18"/>
-                <w:szCs w:val="18"/>
-                <w:color w:val="000000"/>
-              </w:rPr>
-              <w:t xml:space="preserve">50 (39.1)</w:t>
-            </w:r>
-          </w:p>
-        </w:tc>
-        <w:tc>
-          <w:tcPr>
-            <w:tcBorders>
-              <w:bottom w:val="none" w:sz="0" w:space="0" w:color="000000"/>
-              <w:top w:val="none" w:sz="0" w:space="0" w:color="000000"/>
-              <w:left w:val="none" w:sz="0" w:space="0" w:color="000000"/>
-              <w:right w:val="none" w:sz="0" w:space="0" w:color="000000"/>
-            </w:tcBorders>
-            <w:shd w:val="clear" w:color="auto" w:fill="FFFFFF"/>
-            <w:tcMar>
-              <w:top w:w="0" w:type="dxa"/>
-              <w:bottom w:w="0" w:type="dxa"/>
-              <w:left w:w="0" w:type="dxa"/>
-              <w:right w:w="0" w:type="dxa"/>
-            </w:tcMar>
-            <w:vAlign w:val="center"/>
-          </w:tcPr>
-          <w:p>
-            <w:pPr>
-              <w:pStyle w:val="Normal"/>
-              <w:jc w:val="left"/>
-              <w:pBdr>
-                <w:bottom w:val="none" w:sz="0" w:space="0" w:color="000000"/>
-                <w:top w:val="none" w:sz="0" w:space="0" w:color="000000"/>
-                <w:left w:val="none" w:sz="0" w:space="0" w:color="000000"/>
-                <w:right w:val="none" w:sz="0" w:space="0" w:color="000000"/>
-              </w:pBdr>
-              <w:spacing w:after="100" w:before="100" w:line="240"/>
-              <w:ind w:left="100" w:right="100" w:firstLine="0" w:firstLineChars="0"/>
-              <w:rPr>
-                <w:rFonts w:ascii="Arial" w:hAnsi="Arial" w:eastAsia="Arial" w:cs="Arial"/>
-                <w:i w:val="false"/>
-                <w:b w:val="false"/>
-                <w:u w:val="none"/>
-                <w:sz w:val="18"/>
-                <w:szCs w:val="18"/>
-                <w:color w:val="000000"/>
-              </w:rPr>
-            </w:pPr>
-            <w:r>
-              <w:rPr>
-                <w:rFonts w:ascii="Arial" w:hAnsi="Arial" w:eastAsia="Arial" w:cs="Arial"/>
-                <w:i w:val="false"/>
-                <w:b w:val="false"/>
-                <w:u w:val="none"/>
-                <w:sz w:val="18"/>
-                <w:szCs w:val="18"/>
-                <w:color w:val="000000"/>
-              </w:rPr>
-              <w:t xml:space="preserve">14 (22.2)</w:t>
-            </w:r>
-          </w:p>
-        </w:tc>
-        <w:tc>
-          <w:tcPr>
-            <w:tcBorders>
-              <w:bottom w:val="none" w:sz="0" w:space="0" w:color="000000"/>
-              <w:top w:val="none" w:sz="0" w:space="0" w:color="000000"/>
-              <w:left w:val="none" w:sz="0" w:space="0" w:color="000000"/>
-              <w:right w:val="none" w:sz="0" w:space="0" w:color="000000"/>
-            </w:tcBorders>
-            <w:shd w:val="clear" w:color="auto" w:fill="FFFFFF"/>
-            <w:tcMar>
-              <w:top w:w="0" w:type="dxa"/>
-              <w:bottom w:w="0" w:type="dxa"/>
-              <w:left w:w="0" w:type="dxa"/>
-              <w:right w:w="0" w:type="dxa"/>
-            </w:tcMar>
-            <w:vAlign w:val="center"/>
-          </w:tcPr>
-          <w:p>
-            <w:pPr>
-              <w:pStyle w:val="Normal"/>
-              <w:jc w:val="left"/>
-              <w:pBdr>
-                <w:bottom w:val="none" w:sz="0" w:space="0" w:color="000000"/>
-                <w:top w:val="none" w:sz="0" w:space="0" w:color="000000"/>
-                <w:left w:val="none" w:sz="0" w:space="0" w:color="000000"/>
-                <w:right w:val="none" w:sz="0" w:space="0" w:color="000000"/>
-              </w:pBdr>
-              <w:spacing w:after="100" w:before="100" w:line="240"/>
-              <w:ind w:left="100" w:right="100" w:firstLine="0" w:firstLineChars="0"/>
-              <w:rPr>
-                <w:rFonts w:ascii="Arial" w:hAnsi="Arial" w:eastAsia="Arial" w:cs="Arial"/>
-                <w:i w:val="false"/>
-                <w:b w:val="false"/>
-                <w:u w:val="none"/>
-                <w:sz w:val="18"/>
-                <w:szCs w:val="18"/>
-                <w:color w:val="000000"/>
-              </w:rPr>
-            </w:pPr>
-            <w:r>
-              <w:rPr>
-                <w:rFonts w:ascii="Arial" w:hAnsi="Arial" w:eastAsia="Arial" w:cs="Arial"/>
-                <w:i w:val="false"/>
-                <w:b w:val="false"/>
-                <w:u w:val="none"/>
-                <w:sz w:val="18"/>
-                <w:szCs w:val="18"/>
-                <w:color w:val="000000"/>
-              </w:rPr>
-              <w:t xml:space="preserve">0.060</w:t>
-            </w:r>
-          </w:p>
-        </w:tc>
-        <w:tc>
-          <w:tcPr>
-            <w:tcBorders>
-              <w:bottom w:val="none" w:sz="0" w:space="0" w:color="000000"/>
-              <w:top w:val="none" w:sz="0" w:space="0" w:color="000000"/>
-              <w:left w:val="none" w:sz="0" w:space="0" w:color="000000"/>
-              <w:right w:val="none" w:sz="0" w:space="0" w:color="000000"/>
-            </w:tcBorders>
-            <w:shd w:val="clear" w:color="auto" w:fill="FFFFFF"/>
-            <w:tcMar>
-              <w:top w:w="0" w:type="dxa"/>
-              <w:bottom w:w="0" w:type="dxa"/>
-              <w:left w:w="0" w:type="dxa"/>
-              <w:right w:w="0" w:type="dxa"/>
-            </w:tcMar>
-            <w:vAlign w:val="center"/>
-          </w:tcPr>
-          <w:p>
-            <w:pPr>
-              <w:pStyle w:val="Normal"/>
-              <w:jc w:val="left"/>
-              <w:pBdr>
-                <w:bottom w:val="none" w:sz="0" w:space="0" w:color="000000"/>
-                <w:top w:val="none" w:sz="0" w:space="0" w:color="000000"/>
-                <w:left w:val="none" w:sz="0" w:space="0" w:color="000000"/>
-                <w:right w:val="none" w:sz="0" w:space="0" w:color="000000"/>
-              </w:pBdr>
-              <w:spacing w:after="100" w:before="100" w:line="240"/>
-              <w:ind w:left="100" w:right="100" w:firstLine="0" w:firstLineChars="0"/>
-              <w:rPr>
-                <w:rFonts w:ascii="Arial" w:hAnsi="Arial" w:eastAsia="Arial" w:cs="Arial"/>
-                <w:i w:val="false"/>
-                <w:b w:val="false"/>
-                <w:u w:val="none"/>
-                <w:sz w:val="18"/>
-                <w:szCs w:val="18"/>
-                <w:color w:val="000000"/>
-              </w:rPr>
-            </w:pPr>
-            <w:r>
-              <w:rPr>
-                <w:rFonts w:ascii="Arial" w:hAnsi="Arial" w:eastAsia="Arial" w:cs="Arial"/>
-                <w:i w:val="false"/>
-                <w:b w:val="false"/>
-                <w:u w:val="none"/>
-                <w:sz w:val="18"/>
-                <w:szCs w:val="18"/>
-                <w:color w:val="000000"/>
-              </w:rPr>
-              <w:t xml:space="preserve">0.664</w:t>
+              <w:t xml:space="preserve">14 (22.2%)</w:t>
+            </w:r>
+          </w:p>
+        </w:tc>
+        <w:tc>
+          <w:tcPr>
+            <w:tcBorders>
+              <w:bottom w:val="none" w:sz="0" w:space="0" w:color="000000"/>
+              <w:top w:val="none" w:sz="0" w:space="0" w:color="000000"/>
+              <w:left w:val="none" w:sz="0" w:space="0" w:color="000000"/>
+              <w:right w:val="none" w:sz="0" w:space="0" w:color="000000"/>
+            </w:tcBorders>
+            <w:shd w:val="clear" w:color="auto" w:fill="FFFFFF"/>
+            <w:tcMar>
+              <w:top w:w="0" w:type="dxa"/>
+              <w:bottom w:w="0" w:type="dxa"/>
+              <w:left w:w="0" w:type="dxa"/>
+              <w:right w:w="0" w:type="dxa"/>
+            </w:tcMar>
+            <w:vAlign w:val="center"/>
+          </w:tcPr>
+          <w:p>
+            <w:pPr>
+              <w:pStyle w:val="Normal"/>
+              <w:jc w:val="left"/>
+              <w:pBdr>
+                <w:bottom w:val="none" w:sz="0" w:space="0" w:color="000000"/>
+                <w:top w:val="none" w:sz="0" w:space="0" w:color="000000"/>
+                <w:left w:val="none" w:sz="0" w:space="0" w:color="000000"/>
+                <w:right w:val="none" w:sz="0" w:space="0" w:color="000000"/>
+              </w:pBdr>
+              <w:spacing w:after="100" w:before="100" w:line="240"/>
+              <w:ind w:left="100" w:right="100" w:firstLine="0" w:firstLineChars="0"/>
+              <w:rPr>
+                <w:rFonts w:ascii="Arial" w:hAnsi="Arial" w:eastAsia="Arial" w:cs="Arial"/>
+                <w:i w:val="false"/>
+                <w:b w:val="false"/>
+                <w:u w:val="none"/>
+                <w:sz w:val="18"/>
+                <w:szCs w:val="18"/>
+                <w:color w:val="000000"/>
+              </w:rPr>
+            </w:pPr>
+            <w:r>
+              <w:rPr>
+                <w:rFonts w:ascii="Arial" w:hAnsi="Arial" w:eastAsia="Arial" w:cs="Arial"/>
+                <w:i w:val="false"/>
+                <w:b w:val="false"/>
+                <w:u w:val="none"/>
+                <w:sz w:val="18"/>
+                <w:szCs w:val="18"/>
+                <w:color w:val="000000"/>
+              </w:rPr>
+              <w:t xml:space="preserve">96 (36.1%)</w:t>
+            </w:r>
+          </w:p>
+        </w:tc>
+        <w:tc>
+          <w:tcPr>
+            <w:tcBorders>
+              <w:bottom w:val="none" w:sz="0" w:space="0" w:color="000000"/>
+              <w:top w:val="none" w:sz="0" w:space="0" w:color="000000"/>
+              <w:left w:val="none" w:sz="0" w:space="0" w:color="000000"/>
+              <w:right w:val="none" w:sz="0" w:space="0" w:color="000000"/>
+            </w:tcBorders>
+            <w:shd w:val="clear" w:color="auto" w:fill="FFFFFF"/>
+            <w:tcMar>
+              <w:top w:w="0" w:type="dxa"/>
+              <w:bottom w:w="0" w:type="dxa"/>
+              <w:left w:w="0" w:type="dxa"/>
+              <w:right w:w="0" w:type="dxa"/>
+            </w:tcMar>
+            <w:vAlign w:val="center"/>
+          </w:tcPr>
+          <w:p>
+            <w:pPr>
+              <w:pStyle w:val="Normal"/>
+              <w:jc w:val="left"/>
+              <w:pBdr>
+                <w:bottom w:val="none" w:sz="0" w:space="0" w:color="000000"/>
+                <w:top w:val="none" w:sz="0" w:space="0" w:color="000000"/>
+                <w:left w:val="none" w:sz="0" w:space="0" w:color="000000"/>
+                <w:right w:val="none" w:sz="0" w:space="0" w:color="000000"/>
+              </w:pBdr>
+              <w:spacing w:after="100" w:before="100" w:line="240"/>
+              <w:ind w:left="100" w:right="100" w:firstLine="0" w:firstLineChars="0"/>
+              <w:rPr>
+                <w:rFonts w:ascii="Arial" w:hAnsi="Arial" w:eastAsia="Arial" w:cs="Arial"/>
+                <w:i w:val="false"/>
+                <w:b w:val="false"/>
+                <w:u w:val="none"/>
+                <w:sz w:val="18"/>
+                <w:szCs w:val="18"/>
+                <w:color w:val="000000"/>
+              </w:rPr>
+            </w:pPr>
+            <w:r>
+              <w:rPr>
+                <w:rFonts w:ascii="Arial" w:hAnsi="Arial" w:eastAsia="Arial" w:cs="Arial"/>
+                <w:i w:val="false"/>
+                <w:b w:val="false"/>
+                <w:u w:val="none"/>
+                <w:sz w:val="18"/>
+                <w:szCs w:val="18"/>
+                <w:color w:val="000000"/>
+              </w:rPr>
+              <w:t xml:space="preserve">51 (39.5%)</w:t>
+            </w:r>
+          </w:p>
+        </w:tc>
+        <w:tc>
+          <w:tcPr>
+            <w:tcBorders>
+              <w:bottom w:val="none" w:sz="0" w:space="0" w:color="000000"/>
+              <w:top w:val="none" w:sz="0" w:space="0" w:color="000000"/>
+              <w:left w:val="none" w:sz="0" w:space="0" w:color="000000"/>
+              <w:right w:val="none" w:sz="0" w:space="0" w:color="000000"/>
+            </w:tcBorders>
+            <w:shd w:val="clear" w:color="auto" w:fill="FFFFFF"/>
+            <w:tcMar>
+              <w:top w:w="0" w:type="dxa"/>
+              <w:bottom w:w="0" w:type="dxa"/>
+              <w:left w:w="0" w:type="dxa"/>
+              <w:right w:w="0" w:type="dxa"/>
+            </w:tcMar>
+            <w:vAlign w:val="center"/>
+          </w:tcPr>
+          <w:p>
+            <w:pPr>
+              <w:pStyle w:val="Normal"/>
+              <w:jc w:val="left"/>
+              <w:pBdr>
+                <w:bottom w:val="none" w:sz="0" w:space="0" w:color="000000"/>
+                <w:top w:val="none" w:sz="0" w:space="0" w:color="000000"/>
+                <w:left w:val="none" w:sz="0" w:space="0" w:color="000000"/>
+                <w:right w:val="none" w:sz="0" w:space="0" w:color="000000"/>
+              </w:pBdr>
+              <w:spacing w:after="100" w:before="100" w:line="240"/>
+              <w:ind w:left="100" w:right="100" w:firstLine="0" w:firstLineChars="0"/>
+              <w:rPr>
+                <w:rFonts w:ascii="Arial" w:hAnsi="Arial" w:eastAsia="Arial" w:cs="Arial"/>
+                <w:i w:val="false"/>
+                <w:b w:val="false"/>
+                <w:u w:val="none"/>
+                <w:sz w:val="18"/>
+                <w:szCs w:val="18"/>
+                <w:color w:val="000000"/>
+              </w:rPr>
+            </w:pPr>
+            <w:r>
+              <w:rPr>
+                <w:rFonts w:ascii="Arial" w:hAnsi="Arial" w:eastAsia="Arial" w:cs="Arial"/>
+                <w:i w:val="false"/>
+                <w:b w:val="false"/>
+                <w:u w:val="none"/>
+                <w:sz w:val="18"/>
+                <w:szCs w:val="18"/>
+                <w:color w:val="000000"/>
+              </w:rPr>
+              <w:t xml:space="preserve">0.055</w:t>
+            </w:r>
+          </w:p>
+        </w:tc>
+        <w:tc>
+          <w:tcPr>
+            <w:tcBorders>
+              <w:bottom w:val="none" w:sz="0" w:space="0" w:color="000000"/>
+              <w:top w:val="none" w:sz="0" w:space="0" w:color="000000"/>
+              <w:left w:val="none" w:sz="0" w:space="0" w:color="000000"/>
+              <w:right w:val="none" w:sz="0" w:space="0" w:color="000000"/>
+            </w:tcBorders>
+            <w:shd w:val="clear" w:color="auto" w:fill="FFFFFF"/>
+            <w:tcMar>
+              <w:top w:w="0" w:type="dxa"/>
+              <w:bottom w:w="0" w:type="dxa"/>
+              <w:left w:w="0" w:type="dxa"/>
+              <w:right w:w="0" w:type="dxa"/>
+            </w:tcMar>
+            <w:vAlign w:val="center"/>
+          </w:tcPr>
+          <w:p>
+            <w:pPr>
+              <w:pStyle w:val="Normal"/>
+              <w:jc w:val="left"/>
+              <w:pBdr>
+                <w:bottom w:val="none" w:sz="0" w:space="0" w:color="000000"/>
+                <w:top w:val="none" w:sz="0" w:space="0" w:color="000000"/>
+                <w:left w:val="none" w:sz="0" w:space="0" w:color="000000"/>
+                <w:right w:val="none" w:sz="0" w:space="0" w:color="000000"/>
+              </w:pBdr>
+              <w:spacing w:after="100" w:before="100" w:line="240"/>
+              <w:ind w:left="100" w:right="100" w:firstLine="0" w:firstLineChars="0"/>
+              <w:rPr>
+                <w:rFonts w:ascii="Arial" w:hAnsi="Arial" w:eastAsia="Arial" w:cs="Arial"/>
+                <w:i w:val="false"/>
+                <w:b w:val="false"/>
+                <w:u w:val="none"/>
+                <w:sz w:val="18"/>
+                <w:szCs w:val="18"/>
+                <w:color w:val="000000"/>
+              </w:rPr>
+            </w:pPr>
+            <w:r>
+              <w:rPr>
+                <w:rFonts w:ascii="Arial" w:hAnsi="Arial" w:eastAsia="Arial" w:cs="Arial"/>
+                <w:i w:val="false"/>
+                <w:b w:val="false"/>
+                <w:u w:val="none"/>
+                <w:sz w:val="18"/>
+                <w:szCs w:val="18"/>
+                <w:color w:val="000000"/>
+              </w:rPr>
+              <w:t xml:space="preserve">0.580</w:t>
             </w:r>
           </w:p>
         </w:tc>
@@ -4020,219 +4020,219 @@
                 <w:szCs w:val="18"/>
                 <w:color w:val="000000"/>
               </w:rPr>
-              <w:t xml:space="preserve">68 (25.7)</w:t>
-            </w:r>
-          </w:p>
-        </w:tc>
-        <w:tc>
-          <w:tcPr>
-            <w:tcBorders>
-              <w:bottom w:val="none" w:sz="0" w:space="0" w:color="000000"/>
-              <w:top w:val="none" w:sz="0" w:space="0" w:color="000000"/>
-              <w:left w:val="none" w:sz="0" w:space="0" w:color="000000"/>
-              <w:right w:val="none" w:sz="0" w:space="0" w:color="000000"/>
-            </w:tcBorders>
-            <w:shd w:val="clear" w:color="auto" w:fill="FFFFFF"/>
-            <w:tcMar>
-              <w:top w:w="0" w:type="dxa"/>
-              <w:bottom w:w="0" w:type="dxa"/>
-              <w:left w:w="0" w:type="dxa"/>
-              <w:right w:w="0" w:type="dxa"/>
-            </w:tcMar>
-            <w:vAlign w:val="center"/>
-          </w:tcPr>
-          <w:p>
-            <w:pPr>
-              <w:pStyle w:val="Normal"/>
-              <w:jc w:val="left"/>
-              <w:pBdr>
-                <w:bottom w:val="none" w:sz="0" w:space="0" w:color="000000"/>
-                <w:top w:val="none" w:sz="0" w:space="0" w:color="000000"/>
-                <w:left w:val="none" w:sz="0" w:space="0" w:color="000000"/>
-                <w:right w:val="none" w:sz="0" w:space="0" w:color="000000"/>
-              </w:pBdr>
-              <w:spacing w:after="100" w:before="100" w:line="240"/>
-              <w:ind w:left="100" w:right="100" w:firstLine="0" w:firstLineChars="0"/>
-              <w:rPr>
-                <w:rFonts w:ascii="Arial" w:hAnsi="Arial" w:eastAsia="Arial" w:cs="Arial"/>
-                <w:i w:val="false"/>
-                <w:b w:val="false"/>
-                <w:u w:val="none"/>
-                <w:sz w:val="18"/>
-                <w:szCs w:val="18"/>
-                <w:color w:val="000000"/>
-              </w:rPr>
-            </w:pPr>
-            <w:r>
-              <w:rPr>
-                <w:rFonts w:ascii="Arial" w:hAnsi="Arial" w:eastAsia="Arial" w:cs="Arial"/>
-                <w:i w:val="false"/>
-                <w:b w:val="false"/>
-                <w:u w:val="none"/>
-                <w:sz w:val="18"/>
-                <w:szCs w:val="18"/>
-                <w:color w:val="000000"/>
-              </w:rPr>
-              <w:t xml:space="preserve">29 (22.7)</w:t>
-            </w:r>
-          </w:p>
-        </w:tc>
-        <w:tc>
-          <w:tcPr>
-            <w:tcBorders>
-              <w:bottom w:val="none" w:sz="0" w:space="0" w:color="000000"/>
-              <w:top w:val="none" w:sz="0" w:space="0" w:color="000000"/>
-              <w:left w:val="none" w:sz="0" w:space="0" w:color="000000"/>
-              <w:right w:val="none" w:sz="0" w:space="0" w:color="000000"/>
-            </w:tcBorders>
-            <w:shd w:val="clear" w:color="auto" w:fill="FFFFFF"/>
-            <w:tcMar>
-              <w:top w:w="0" w:type="dxa"/>
-              <w:bottom w:w="0" w:type="dxa"/>
-              <w:left w:w="0" w:type="dxa"/>
-              <w:right w:w="0" w:type="dxa"/>
-            </w:tcMar>
-            <w:vAlign w:val="center"/>
-          </w:tcPr>
-          <w:p>
-            <w:pPr>
-              <w:pStyle w:val="Normal"/>
-              <w:jc w:val="left"/>
-              <w:pBdr>
-                <w:bottom w:val="none" w:sz="0" w:space="0" w:color="000000"/>
-                <w:top w:val="none" w:sz="0" w:space="0" w:color="000000"/>
-                <w:left w:val="none" w:sz="0" w:space="0" w:color="000000"/>
-                <w:right w:val="none" w:sz="0" w:space="0" w:color="000000"/>
-              </w:pBdr>
-              <w:spacing w:after="100" w:before="100" w:line="240"/>
-              <w:ind w:left="100" w:right="100" w:firstLine="0" w:firstLineChars="0"/>
-              <w:rPr>
-                <w:rFonts w:ascii="Arial" w:hAnsi="Arial" w:eastAsia="Arial" w:cs="Arial"/>
-                <w:i w:val="false"/>
-                <w:b w:val="false"/>
-                <w:u w:val="none"/>
-                <w:sz w:val="18"/>
-                <w:szCs w:val="18"/>
-                <w:color w:val="000000"/>
-              </w:rPr>
-            </w:pPr>
-            <w:r>
-              <w:rPr>
-                <w:rFonts w:ascii="Arial" w:hAnsi="Arial" w:eastAsia="Arial" w:cs="Arial"/>
-                <w:i w:val="false"/>
-                <w:b w:val="false"/>
-                <w:u w:val="none"/>
-                <w:sz w:val="18"/>
-                <w:szCs w:val="18"/>
-                <w:color w:val="000000"/>
-              </w:rPr>
-              <w:t xml:space="preserve">12 (19.0)</w:t>
-            </w:r>
-          </w:p>
-        </w:tc>
-        <w:tc>
-          <w:tcPr>
-            <w:tcBorders>
-              <w:bottom w:val="none" w:sz="0" w:space="0" w:color="000000"/>
-              <w:top w:val="none" w:sz="0" w:space="0" w:color="000000"/>
-              <w:left w:val="none" w:sz="0" w:space="0" w:color="000000"/>
-              <w:right w:val="none" w:sz="0" w:space="0" w:color="000000"/>
-            </w:tcBorders>
-            <w:shd w:val="clear" w:color="auto" w:fill="FFFFFF"/>
-            <w:tcMar>
-              <w:top w:w="0" w:type="dxa"/>
-              <w:bottom w:w="0" w:type="dxa"/>
-              <w:left w:w="0" w:type="dxa"/>
-              <w:right w:w="0" w:type="dxa"/>
-            </w:tcMar>
-            <w:vAlign w:val="center"/>
-          </w:tcPr>
-          <w:p>
-            <w:pPr>
-              <w:pStyle w:val="Normal"/>
-              <w:jc w:val="left"/>
-              <w:pBdr>
-                <w:bottom w:val="none" w:sz="0" w:space="0" w:color="000000"/>
-                <w:top w:val="none" w:sz="0" w:space="0" w:color="000000"/>
-                <w:left w:val="none" w:sz="0" w:space="0" w:color="000000"/>
-                <w:right w:val="none" w:sz="0" w:space="0" w:color="000000"/>
-              </w:pBdr>
-              <w:spacing w:after="100" w:before="100" w:line="240"/>
-              <w:ind w:left="100" w:right="100" w:firstLine="0" w:firstLineChars="0"/>
-              <w:rPr>
-                <w:rFonts w:ascii="Arial" w:hAnsi="Arial" w:eastAsia="Arial" w:cs="Arial"/>
-                <w:i w:val="false"/>
-                <w:b w:val="false"/>
-                <w:u w:val="none"/>
-                <w:sz w:val="18"/>
-                <w:szCs w:val="18"/>
-                <w:color w:val="000000"/>
-              </w:rPr>
-            </w:pPr>
-            <w:r>
-              <w:rPr>
-                <w:rFonts w:ascii="Arial" w:hAnsi="Arial" w:eastAsia="Arial" w:cs="Arial"/>
-                <w:i w:val="false"/>
-                <w:b w:val="false"/>
-                <w:u w:val="none"/>
-                <w:sz w:val="18"/>
-                <w:szCs w:val="18"/>
-                <w:color w:val="000000"/>
-              </w:rPr>
-              <w:t xml:space="preserve">0.503</w:t>
-            </w:r>
-          </w:p>
-        </w:tc>
-        <w:tc>
-          <w:tcPr>
-            <w:tcBorders>
-              <w:bottom w:val="none" w:sz="0" w:space="0" w:color="000000"/>
-              <w:top w:val="none" w:sz="0" w:space="0" w:color="000000"/>
-              <w:left w:val="none" w:sz="0" w:space="0" w:color="000000"/>
-              <w:right w:val="none" w:sz="0" w:space="0" w:color="000000"/>
-            </w:tcBorders>
-            <w:shd w:val="clear" w:color="auto" w:fill="FFFFFF"/>
-            <w:tcMar>
-              <w:top w:w="0" w:type="dxa"/>
-              <w:bottom w:w="0" w:type="dxa"/>
-              <w:left w:w="0" w:type="dxa"/>
-              <w:right w:w="0" w:type="dxa"/>
-            </w:tcMar>
-            <w:vAlign w:val="center"/>
-          </w:tcPr>
-          <w:p>
-            <w:pPr>
-              <w:pStyle w:val="Normal"/>
-              <w:jc w:val="left"/>
-              <w:pBdr>
-                <w:bottom w:val="none" w:sz="0" w:space="0" w:color="000000"/>
-                <w:top w:val="none" w:sz="0" w:space="0" w:color="000000"/>
-                <w:left w:val="none" w:sz="0" w:space="0" w:color="000000"/>
-                <w:right w:val="none" w:sz="0" w:space="0" w:color="000000"/>
-              </w:pBdr>
-              <w:spacing w:after="100" w:before="100" w:line="240"/>
-              <w:ind w:left="100" w:right="100" w:firstLine="0" w:firstLineChars="0"/>
-              <w:rPr>
-                <w:rFonts w:ascii="Arial" w:hAnsi="Arial" w:eastAsia="Arial" w:cs="Arial"/>
-                <w:i w:val="false"/>
-                <w:b w:val="false"/>
-                <w:u w:val="none"/>
-                <w:sz w:val="18"/>
-                <w:szCs w:val="18"/>
-                <w:color w:val="000000"/>
-              </w:rPr>
-            </w:pPr>
-            <w:r>
-              <w:rPr>
-                <w:rFonts w:ascii="Arial" w:hAnsi="Arial" w:eastAsia="Arial" w:cs="Arial"/>
-                <w:i w:val="false"/>
-                <w:b w:val="false"/>
-                <w:u w:val="none"/>
-                <w:sz w:val="18"/>
-                <w:szCs w:val="18"/>
-                <w:color w:val="000000"/>
-              </w:rPr>
-              <w:t xml:space="preserve">0.601</w:t>
+              <w:t xml:space="preserve">12 (19.0%)</w:t>
+            </w:r>
+          </w:p>
+        </w:tc>
+        <w:tc>
+          <w:tcPr>
+            <w:tcBorders>
+              <w:bottom w:val="none" w:sz="0" w:space="0" w:color="000000"/>
+              <w:top w:val="none" w:sz="0" w:space="0" w:color="000000"/>
+              <w:left w:val="none" w:sz="0" w:space="0" w:color="000000"/>
+              <w:right w:val="none" w:sz="0" w:space="0" w:color="000000"/>
+            </w:tcBorders>
+            <w:shd w:val="clear" w:color="auto" w:fill="FFFFFF"/>
+            <w:tcMar>
+              <w:top w:w="0" w:type="dxa"/>
+              <w:bottom w:w="0" w:type="dxa"/>
+              <w:left w:w="0" w:type="dxa"/>
+              <w:right w:w="0" w:type="dxa"/>
+            </w:tcMar>
+            <w:vAlign w:val="center"/>
+          </w:tcPr>
+          <w:p>
+            <w:pPr>
+              <w:pStyle w:val="Normal"/>
+              <w:jc w:val="left"/>
+              <w:pBdr>
+                <w:bottom w:val="none" w:sz="0" w:space="0" w:color="000000"/>
+                <w:top w:val="none" w:sz="0" w:space="0" w:color="000000"/>
+                <w:left w:val="none" w:sz="0" w:space="0" w:color="000000"/>
+                <w:right w:val="none" w:sz="0" w:space="0" w:color="000000"/>
+              </w:pBdr>
+              <w:spacing w:after="100" w:before="100" w:line="240"/>
+              <w:ind w:left="100" w:right="100" w:firstLine="0" w:firstLineChars="0"/>
+              <w:rPr>
+                <w:rFonts w:ascii="Arial" w:hAnsi="Arial" w:eastAsia="Arial" w:cs="Arial"/>
+                <w:i w:val="false"/>
+                <w:b w:val="false"/>
+                <w:u w:val="none"/>
+                <w:sz w:val="18"/>
+                <w:szCs w:val="18"/>
+                <w:color w:val="000000"/>
+              </w:rPr>
+            </w:pPr>
+            <w:r>
+              <w:rPr>
+                <w:rFonts w:ascii="Arial" w:hAnsi="Arial" w:eastAsia="Arial" w:cs="Arial"/>
+                <w:i w:val="false"/>
+                <w:b w:val="false"/>
+                <w:u w:val="none"/>
+                <w:sz w:val="18"/>
+                <w:szCs w:val="18"/>
+                <w:color w:val="000000"/>
+              </w:rPr>
+              <w:t xml:space="preserve">68 (25.6%)</w:t>
+            </w:r>
+          </w:p>
+        </w:tc>
+        <w:tc>
+          <w:tcPr>
+            <w:tcBorders>
+              <w:bottom w:val="none" w:sz="0" w:space="0" w:color="000000"/>
+              <w:top w:val="none" w:sz="0" w:space="0" w:color="000000"/>
+              <w:left w:val="none" w:sz="0" w:space="0" w:color="000000"/>
+              <w:right w:val="none" w:sz="0" w:space="0" w:color="000000"/>
+            </w:tcBorders>
+            <w:shd w:val="clear" w:color="auto" w:fill="FFFFFF"/>
+            <w:tcMar>
+              <w:top w:w="0" w:type="dxa"/>
+              <w:bottom w:w="0" w:type="dxa"/>
+              <w:left w:w="0" w:type="dxa"/>
+              <w:right w:w="0" w:type="dxa"/>
+            </w:tcMar>
+            <w:vAlign w:val="center"/>
+          </w:tcPr>
+          <w:p>
+            <w:pPr>
+              <w:pStyle w:val="Normal"/>
+              <w:jc w:val="left"/>
+              <w:pBdr>
+                <w:bottom w:val="none" w:sz="0" w:space="0" w:color="000000"/>
+                <w:top w:val="none" w:sz="0" w:space="0" w:color="000000"/>
+                <w:left w:val="none" w:sz="0" w:space="0" w:color="000000"/>
+                <w:right w:val="none" w:sz="0" w:space="0" w:color="000000"/>
+              </w:pBdr>
+              <w:spacing w:after="100" w:before="100" w:line="240"/>
+              <w:ind w:left="100" w:right="100" w:firstLine="0" w:firstLineChars="0"/>
+              <w:rPr>
+                <w:rFonts w:ascii="Arial" w:hAnsi="Arial" w:eastAsia="Arial" w:cs="Arial"/>
+                <w:i w:val="false"/>
+                <w:b w:val="false"/>
+                <w:u w:val="none"/>
+                <w:sz w:val="18"/>
+                <w:szCs w:val="18"/>
+                <w:color w:val="000000"/>
+              </w:rPr>
+            </w:pPr>
+            <w:r>
+              <w:rPr>
+                <w:rFonts w:ascii="Arial" w:hAnsi="Arial" w:eastAsia="Arial" w:cs="Arial"/>
+                <w:i w:val="false"/>
+                <w:b w:val="false"/>
+                <w:u w:val="none"/>
+                <w:sz w:val="18"/>
+                <w:szCs w:val="18"/>
+                <w:color w:val="000000"/>
+              </w:rPr>
+              <w:t xml:space="preserve">30 (23.3%)</w:t>
+            </w:r>
+          </w:p>
+        </w:tc>
+        <w:tc>
+          <w:tcPr>
+            <w:tcBorders>
+              <w:bottom w:val="none" w:sz="0" w:space="0" w:color="000000"/>
+              <w:top w:val="none" w:sz="0" w:space="0" w:color="000000"/>
+              <w:left w:val="none" w:sz="0" w:space="0" w:color="000000"/>
+              <w:right w:val="none" w:sz="0" w:space="0" w:color="000000"/>
+            </w:tcBorders>
+            <w:shd w:val="clear" w:color="auto" w:fill="FFFFFF"/>
+            <w:tcMar>
+              <w:top w:w="0" w:type="dxa"/>
+              <w:bottom w:w="0" w:type="dxa"/>
+              <w:left w:w="0" w:type="dxa"/>
+              <w:right w:w="0" w:type="dxa"/>
+            </w:tcMar>
+            <w:vAlign w:val="center"/>
+          </w:tcPr>
+          <w:p>
+            <w:pPr>
+              <w:pStyle w:val="Normal"/>
+              <w:jc w:val="left"/>
+              <w:pBdr>
+                <w:bottom w:val="none" w:sz="0" w:space="0" w:color="000000"/>
+                <w:top w:val="none" w:sz="0" w:space="0" w:color="000000"/>
+                <w:left w:val="none" w:sz="0" w:space="0" w:color="000000"/>
+                <w:right w:val="none" w:sz="0" w:space="0" w:color="000000"/>
+              </w:pBdr>
+              <w:spacing w:after="100" w:before="100" w:line="240"/>
+              <w:ind w:left="100" w:right="100" w:firstLine="0" w:firstLineChars="0"/>
+              <w:rPr>
+                <w:rFonts w:ascii="Arial" w:hAnsi="Arial" w:eastAsia="Arial" w:cs="Arial"/>
+                <w:i w:val="false"/>
+                <w:b w:val="false"/>
+                <w:u w:val="none"/>
+                <w:sz w:val="18"/>
+                <w:szCs w:val="18"/>
+                <w:color w:val="000000"/>
+              </w:rPr>
+            </w:pPr>
+            <w:r>
+              <w:rPr>
+                <w:rFonts w:ascii="Arial" w:hAnsi="Arial" w:eastAsia="Arial" w:cs="Arial"/>
+                <w:i w:val="false"/>
+                <w:b w:val="false"/>
+                <w:u w:val="none"/>
+                <w:sz w:val="18"/>
+                <w:szCs w:val="18"/>
+                <w:color w:val="000000"/>
+              </w:rPr>
+              <w:t xml:space="preserve">0.537</w:t>
+            </w:r>
+          </w:p>
+        </w:tc>
+        <w:tc>
+          <w:tcPr>
+            <w:tcBorders>
+              <w:bottom w:val="none" w:sz="0" w:space="0" w:color="000000"/>
+              <w:top w:val="none" w:sz="0" w:space="0" w:color="000000"/>
+              <w:left w:val="none" w:sz="0" w:space="0" w:color="000000"/>
+              <w:right w:val="none" w:sz="0" w:space="0" w:color="000000"/>
+            </w:tcBorders>
+            <w:shd w:val="clear" w:color="auto" w:fill="FFFFFF"/>
+            <w:tcMar>
+              <w:top w:w="0" w:type="dxa"/>
+              <w:bottom w:w="0" w:type="dxa"/>
+              <w:left w:w="0" w:type="dxa"/>
+              <w:right w:w="0" w:type="dxa"/>
+            </w:tcMar>
+            <w:vAlign w:val="center"/>
+          </w:tcPr>
+          <w:p>
+            <w:pPr>
+              <w:pStyle w:val="Normal"/>
+              <w:jc w:val="left"/>
+              <w:pBdr>
+                <w:bottom w:val="none" w:sz="0" w:space="0" w:color="000000"/>
+                <w:top w:val="none" w:sz="0" w:space="0" w:color="000000"/>
+                <w:left w:val="none" w:sz="0" w:space="0" w:color="000000"/>
+                <w:right w:val="none" w:sz="0" w:space="0" w:color="000000"/>
+              </w:pBdr>
+              <w:spacing w:after="100" w:before="100" w:line="240"/>
+              <w:ind w:left="100" w:right="100" w:firstLine="0" w:firstLineChars="0"/>
+              <w:rPr>
+                <w:rFonts w:ascii="Arial" w:hAnsi="Arial" w:eastAsia="Arial" w:cs="Arial"/>
+                <w:i w:val="false"/>
+                <w:b w:val="false"/>
+                <w:u w:val="none"/>
+                <w:sz w:val="18"/>
+                <w:szCs w:val="18"/>
+                <w:color w:val="000000"/>
+              </w:rPr>
+            </w:pPr>
+            <w:r>
+              <w:rPr>
+                <w:rFonts w:ascii="Arial" w:hAnsi="Arial" w:eastAsia="Arial" w:cs="Arial"/>
+                <w:i w:val="false"/>
+                <w:b w:val="false"/>
+                <w:u w:val="none"/>
+                <w:sz w:val="18"/>
+                <w:szCs w:val="18"/>
+                <w:color w:val="000000"/>
+              </w:rPr>
+              <w:t xml:space="preserve">0.708</w:t>
             </w:r>
           </w:p>
         </w:tc>
@@ -4344,219 +4344,219 @@
                 <w:szCs w:val="18"/>
                 <w:color w:val="000000"/>
               </w:rPr>
-              <w:t xml:space="preserve">41 (15.5)</w:t>
-            </w:r>
-          </w:p>
-        </w:tc>
-        <w:tc>
-          <w:tcPr>
-            <w:tcBorders>
-              <w:bottom w:val="none" w:sz="0" w:space="0" w:color="000000"/>
-              <w:top w:val="none" w:sz="0" w:space="0" w:color="000000"/>
-              <w:left w:val="none" w:sz="0" w:space="0" w:color="000000"/>
-              <w:right w:val="none" w:sz="0" w:space="0" w:color="000000"/>
-            </w:tcBorders>
-            <w:shd w:val="clear" w:color="auto" w:fill="FFFFFF"/>
-            <w:tcMar>
-              <w:top w:w="0" w:type="dxa"/>
-              <w:bottom w:w="0" w:type="dxa"/>
-              <w:left w:w="0" w:type="dxa"/>
-              <w:right w:w="0" w:type="dxa"/>
-            </w:tcMar>
-            <w:vAlign w:val="center"/>
-          </w:tcPr>
-          <w:p>
-            <w:pPr>
-              <w:pStyle w:val="Normal"/>
-              <w:jc w:val="left"/>
-              <w:pBdr>
-                <w:bottom w:val="none" w:sz="0" w:space="0" w:color="000000"/>
-                <w:top w:val="none" w:sz="0" w:space="0" w:color="000000"/>
-                <w:left w:val="none" w:sz="0" w:space="0" w:color="000000"/>
-                <w:right w:val="none" w:sz="0" w:space="0" w:color="000000"/>
-              </w:pBdr>
-              <w:spacing w:after="100" w:before="100" w:line="240"/>
-              <w:ind w:left="100" w:right="100" w:firstLine="0" w:firstLineChars="0"/>
-              <w:rPr>
-                <w:rFonts w:ascii="Arial" w:hAnsi="Arial" w:eastAsia="Arial" w:cs="Arial"/>
-                <w:i w:val="false"/>
-                <w:b w:val="false"/>
-                <w:u w:val="none"/>
-                <w:sz w:val="18"/>
-                <w:szCs w:val="18"/>
-                <w:color w:val="000000"/>
-              </w:rPr>
-            </w:pPr>
-            <w:r>
-              <w:rPr>
-                <w:rFonts w:ascii="Arial" w:hAnsi="Arial" w:eastAsia="Arial" w:cs="Arial"/>
-                <w:i w:val="false"/>
-                <w:b w:val="false"/>
-                <w:u w:val="none"/>
-                <w:sz w:val="18"/>
-                <w:szCs w:val="18"/>
-                <w:color w:val="000000"/>
-              </w:rPr>
-              <w:t xml:space="preserve">19 (14.8)</w:t>
-            </w:r>
-          </w:p>
-        </w:tc>
-        <w:tc>
-          <w:tcPr>
-            <w:tcBorders>
-              <w:bottom w:val="none" w:sz="0" w:space="0" w:color="000000"/>
-              <w:top w:val="none" w:sz="0" w:space="0" w:color="000000"/>
-              <w:left w:val="none" w:sz="0" w:space="0" w:color="000000"/>
-              <w:right w:val="none" w:sz="0" w:space="0" w:color="000000"/>
-            </w:tcBorders>
-            <w:shd w:val="clear" w:color="auto" w:fill="FFFFFF"/>
-            <w:tcMar>
-              <w:top w:w="0" w:type="dxa"/>
-              <w:bottom w:w="0" w:type="dxa"/>
-              <w:left w:w="0" w:type="dxa"/>
-              <w:right w:w="0" w:type="dxa"/>
-            </w:tcMar>
-            <w:vAlign w:val="center"/>
-          </w:tcPr>
-          <w:p>
-            <w:pPr>
-              <w:pStyle w:val="Normal"/>
-              <w:jc w:val="left"/>
-              <w:pBdr>
-                <w:bottom w:val="none" w:sz="0" w:space="0" w:color="000000"/>
-                <w:top w:val="none" w:sz="0" w:space="0" w:color="000000"/>
-                <w:left w:val="none" w:sz="0" w:space="0" w:color="000000"/>
-                <w:right w:val="none" w:sz="0" w:space="0" w:color="000000"/>
-              </w:pBdr>
-              <w:spacing w:after="100" w:before="100" w:line="240"/>
-              <w:ind w:left="100" w:right="100" w:firstLine="0" w:firstLineChars="0"/>
-              <w:rPr>
-                <w:rFonts w:ascii="Arial" w:hAnsi="Arial" w:eastAsia="Arial" w:cs="Arial"/>
-                <w:i w:val="false"/>
-                <w:b w:val="false"/>
-                <w:u w:val="none"/>
-                <w:sz w:val="18"/>
-                <w:szCs w:val="18"/>
-                <w:color w:val="000000"/>
-              </w:rPr>
-            </w:pPr>
-            <w:r>
-              <w:rPr>
-                <w:rFonts w:ascii="Arial" w:hAnsi="Arial" w:eastAsia="Arial" w:cs="Arial"/>
-                <w:i w:val="false"/>
-                <w:b w:val="false"/>
-                <w:u w:val="none"/>
-                <w:sz w:val="18"/>
-                <w:szCs w:val="18"/>
-                <w:color w:val="000000"/>
-              </w:rPr>
-              <w:t xml:space="preserve">7 (11.1)</w:t>
-            </w:r>
-          </w:p>
-        </w:tc>
-        <w:tc>
-          <w:tcPr>
-            <w:tcBorders>
-              <w:bottom w:val="none" w:sz="0" w:space="0" w:color="000000"/>
-              <w:top w:val="none" w:sz="0" w:space="0" w:color="000000"/>
-              <w:left w:val="none" w:sz="0" w:space="0" w:color="000000"/>
-              <w:right w:val="none" w:sz="0" w:space="0" w:color="000000"/>
-            </w:tcBorders>
-            <w:shd w:val="clear" w:color="auto" w:fill="FFFFFF"/>
-            <w:tcMar>
-              <w:top w:w="0" w:type="dxa"/>
-              <w:bottom w:w="0" w:type="dxa"/>
-              <w:left w:w="0" w:type="dxa"/>
-              <w:right w:w="0" w:type="dxa"/>
-            </w:tcMar>
-            <w:vAlign w:val="center"/>
-          </w:tcPr>
-          <w:p>
-            <w:pPr>
-              <w:pStyle w:val="Normal"/>
-              <w:jc w:val="left"/>
-              <w:pBdr>
-                <w:bottom w:val="none" w:sz="0" w:space="0" w:color="000000"/>
-                <w:top w:val="none" w:sz="0" w:space="0" w:color="000000"/>
-                <w:left w:val="none" w:sz="0" w:space="0" w:color="000000"/>
-                <w:right w:val="none" w:sz="0" w:space="0" w:color="000000"/>
-              </w:pBdr>
-              <w:spacing w:after="100" w:before="100" w:line="240"/>
-              <w:ind w:left="100" w:right="100" w:firstLine="0" w:firstLineChars="0"/>
-              <w:rPr>
-                <w:rFonts w:ascii="Arial" w:hAnsi="Arial" w:eastAsia="Arial" w:cs="Arial"/>
-                <w:i w:val="false"/>
-                <w:b w:val="false"/>
-                <w:u w:val="none"/>
-                <w:sz w:val="18"/>
-                <w:szCs w:val="18"/>
-                <w:color w:val="000000"/>
-              </w:rPr>
-            </w:pPr>
-            <w:r>
-              <w:rPr>
-                <w:rFonts w:ascii="Arial" w:hAnsi="Arial" w:eastAsia="Arial" w:cs="Arial"/>
-                <w:i w:val="false"/>
-                <w:b w:val="false"/>
-                <w:u w:val="none"/>
-                <w:sz w:val="18"/>
-                <w:szCs w:val="18"/>
-                <w:color w:val="000000"/>
-              </w:rPr>
-              <w:t xml:space="preserve">0.679</w:t>
-            </w:r>
-          </w:p>
-        </w:tc>
-        <w:tc>
-          <w:tcPr>
-            <w:tcBorders>
-              <w:bottom w:val="none" w:sz="0" w:space="0" w:color="000000"/>
-              <w:top w:val="none" w:sz="0" w:space="0" w:color="000000"/>
-              <w:left w:val="none" w:sz="0" w:space="0" w:color="000000"/>
-              <w:right w:val="none" w:sz="0" w:space="0" w:color="000000"/>
-            </w:tcBorders>
-            <w:shd w:val="clear" w:color="auto" w:fill="FFFFFF"/>
-            <w:tcMar>
-              <w:top w:w="0" w:type="dxa"/>
-              <w:bottom w:w="0" w:type="dxa"/>
-              <w:left w:w="0" w:type="dxa"/>
-              <w:right w:w="0" w:type="dxa"/>
-            </w:tcMar>
-            <w:vAlign w:val="center"/>
-          </w:tcPr>
-          <w:p>
-            <w:pPr>
-              <w:pStyle w:val="Normal"/>
-              <w:jc w:val="left"/>
-              <w:pBdr>
-                <w:bottom w:val="none" w:sz="0" w:space="0" w:color="000000"/>
-                <w:top w:val="none" w:sz="0" w:space="0" w:color="000000"/>
-                <w:left w:val="none" w:sz="0" w:space="0" w:color="000000"/>
-                <w:right w:val="none" w:sz="0" w:space="0" w:color="000000"/>
-              </w:pBdr>
-              <w:spacing w:after="100" w:before="100" w:line="240"/>
-              <w:ind w:left="100" w:right="100" w:firstLine="0" w:firstLineChars="0"/>
-              <w:rPr>
-                <w:rFonts w:ascii="Arial" w:hAnsi="Arial" w:eastAsia="Arial" w:cs="Arial"/>
-                <w:i w:val="false"/>
-                <w:b w:val="false"/>
-                <w:u w:val="none"/>
-                <w:sz w:val="18"/>
-                <w:szCs w:val="18"/>
-                <w:color w:val="000000"/>
-              </w:rPr>
-            </w:pPr>
-            <w:r>
-              <w:rPr>
-                <w:rFonts w:ascii="Arial" w:hAnsi="Arial" w:eastAsia="Arial" w:cs="Arial"/>
-                <w:i w:val="false"/>
-                <w:b w:val="false"/>
-                <w:u w:val="none"/>
-                <w:sz w:val="18"/>
-                <w:szCs w:val="18"/>
-                <w:color w:val="000000"/>
-              </w:rPr>
-              <w:t xml:space="preserve">0.990</w:t>
+              <w:t xml:space="preserve">7 (11.1%)</w:t>
+            </w:r>
+          </w:p>
+        </w:tc>
+        <w:tc>
+          <w:tcPr>
+            <w:tcBorders>
+              <w:bottom w:val="none" w:sz="0" w:space="0" w:color="000000"/>
+              <w:top w:val="none" w:sz="0" w:space="0" w:color="000000"/>
+              <w:left w:val="none" w:sz="0" w:space="0" w:color="000000"/>
+              <w:right w:val="none" w:sz="0" w:space="0" w:color="000000"/>
+            </w:tcBorders>
+            <w:shd w:val="clear" w:color="auto" w:fill="FFFFFF"/>
+            <w:tcMar>
+              <w:top w:w="0" w:type="dxa"/>
+              <w:bottom w:w="0" w:type="dxa"/>
+              <w:left w:w="0" w:type="dxa"/>
+              <w:right w:w="0" w:type="dxa"/>
+            </w:tcMar>
+            <w:vAlign w:val="center"/>
+          </w:tcPr>
+          <w:p>
+            <w:pPr>
+              <w:pStyle w:val="Normal"/>
+              <w:jc w:val="left"/>
+              <w:pBdr>
+                <w:bottom w:val="none" w:sz="0" w:space="0" w:color="000000"/>
+                <w:top w:val="none" w:sz="0" w:space="0" w:color="000000"/>
+                <w:left w:val="none" w:sz="0" w:space="0" w:color="000000"/>
+                <w:right w:val="none" w:sz="0" w:space="0" w:color="000000"/>
+              </w:pBdr>
+              <w:spacing w:after="100" w:before="100" w:line="240"/>
+              <w:ind w:left="100" w:right="100" w:firstLine="0" w:firstLineChars="0"/>
+              <w:rPr>
+                <w:rFonts w:ascii="Arial" w:hAnsi="Arial" w:eastAsia="Arial" w:cs="Arial"/>
+                <w:i w:val="false"/>
+                <w:b w:val="false"/>
+                <w:u w:val="none"/>
+                <w:sz w:val="18"/>
+                <w:szCs w:val="18"/>
+                <w:color w:val="000000"/>
+              </w:rPr>
+            </w:pPr>
+            <w:r>
+              <w:rPr>
+                <w:rFonts w:ascii="Arial" w:hAnsi="Arial" w:eastAsia="Arial" w:cs="Arial"/>
+                <w:i w:val="false"/>
+                <w:b w:val="false"/>
+                <w:u w:val="none"/>
+                <w:sz w:val="18"/>
+                <w:szCs w:val="18"/>
+                <w:color w:val="000000"/>
+              </w:rPr>
+              <w:t xml:space="preserve">41 (15.4%)</w:t>
+            </w:r>
+          </w:p>
+        </w:tc>
+        <w:tc>
+          <w:tcPr>
+            <w:tcBorders>
+              <w:bottom w:val="none" w:sz="0" w:space="0" w:color="000000"/>
+              <w:top w:val="none" w:sz="0" w:space="0" w:color="000000"/>
+              <w:left w:val="none" w:sz="0" w:space="0" w:color="000000"/>
+              <w:right w:val="none" w:sz="0" w:space="0" w:color="000000"/>
+            </w:tcBorders>
+            <w:shd w:val="clear" w:color="auto" w:fill="FFFFFF"/>
+            <w:tcMar>
+              <w:top w:w="0" w:type="dxa"/>
+              <w:bottom w:w="0" w:type="dxa"/>
+              <w:left w:w="0" w:type="dxa"/>
+              <w:right w:w="0" w:type="dxa"/>
+            </w:tcMar>
+            <w:vAlign w:val="center"/>
+          </w:tcPr>
+          <w:p>
+            <w:pPr>
+              <w:pStyle w:val="Normal"/>
+              <w:jc w:val="left"/>
+              <w:pBdr>
+                <w:bottom w:val="none" w:sz="0" w:space="0" w:color="000000"/>
+                <w:top w:val="none" w:sz="0" w:space="0" w:color="000000"/>
+                <w:left w:val="none" w:sz="0" w:space="0" w:color="000000"/>
+                <w:right w:val="none" w:sz="0" w:space="0" w:color="000000"/>
+              </w:pBdr>
+              <w:spacing w:after="100" w:before="100" w:line="240"/>
+              <w:ind w:left="100" w:right="100" w:firstLine="0" w:firstLineChars="0"/>
+              <w:rPr>
+                <w:rFonts w:ascii="Arial" w:hAnsi="Arial" w:eastAsia="Arial" w:cs="Arial"/>
+                <w:i w:val="false"/>
+                <w:b w:val="false"/>
+                <w:u w:val="none"/>
+                <w:sz w:val="18"/>
+                <w:szCs w:val="18"/>
+                <w:color w:val="000000"/>
+              </w:rPr>
+            </w:pPr>
+            <w:r>
+              <w:rPr>
+                <w:rFonts w:ascii="Arial" w:hAnsi="Arial" w:eastAsia="Arial" w:cs="Arial"/>
+                <w:i w:val="false"/>
+                <w:b w:val="false"/>
+                <w:u w:val="none"/>
+                <w:sz w:val="18"/>
+                <w:szCs w:val="18"/>
+                <w:color w:val="000000"/>
+              </w:rPr>
+              <w:t xml:space="preserve">20 (15.5%)</w:t>
+            </w:r>
+          </w:p>
+        </w:tc>
+        <w:tc>
+          <w:tcPr>
+            <w:tcBorders>
+              <w:bottom w:val="none" w:sz="0" w:space="0" w:color="000000"/>
+              <w:top w:val="none" w:sz="0" w:space="0" w:color="000000"/>
+              <w:left w:val="none" w:sz="0" w:space="0" w:color="000000"/>
+              <w:right w:val="none" w:sz="0" w:space="0" w:color="000000"/>
+            </w:tcBorders>
+            <w:shd w:val="clear" w:color="auto" w:fill="FFFFFF"/>
+            <w:tcMar>
+              <w:top w:w="0" w:type="dxa"/>
+              <w:bottom w:w="0" w:type="dxa"/>
+              <w:left w:w="0" w:type="dxa"/>
+              <w:right w:w="0" w:type="dxa"/>
+            </w:tcMar>
+            <w:vAlign w:val="center"/>
+          </w:tcPr>
+          <w:p>
+            <w:pPr>
+              <w:pStyle w:val="Normal"/>
+              <w:jc w:val="left"/>
+              <w:pBdr>
+                <w:bottom w:val="none" w:sz="0" w:space="0" w:color="000000"/>
+                <w:top w:val="none" w:sz="0" w:space="0" w:color="000000"/>
+                <w:left w:val="none" w:sz="0" w:space="0" w:color="000000"/>
+                <w:right w:val="none" w:sz="0" w:space="0" w:color="000000"/>
+              </w:pBdr>
+              <w:spacing w:after="100" w:before="100" w:line="240"/>
+              <w:ind w:left="100" w:right="100" w:firstLine="0" w:firstLineChars="0"/>
+              <w:rPr>
+                <w:rFonts w:ascii="Arial" w:hAnsi="Arial" w:eastAsia="Arial" w:cs="Arial"/>
+                <w:i w:val="false"/>
+                <w:b w:val="false"/>
+                <w:u w:val="none"/>
+                <w:sz w:val="18"/>
+                <w:szCs w:val="18"/>
+                <w:color w:val="000000"/>
+              </w:rPr>
+            </w:pPr>
+            <w:r>
+              <w:rPr>
+                <w:rFonts w:ascii="Arial" w:hAnsi="Arial" w:eastAsia="Arial" w:cs="Arial"/>
+                <w:i w:val="false"/>
+                <w:b w:val="false"/>
+                <w:u w:val="none"/>
+                <w:sz w:val="18"/>
+                <w:szCs w:val="18"/>
+                <w:color w:val="000000"/>
+              </w:rPr>
+              <w:t xml:space="preserve">0.668</w:t>
+            </w:r>
+          </w:p>
+        </w:tc>
+        <w:tc>
+          <w:tcPr>
+            <w:tcBorders>
+              <w:bottom w:val="none" w:sz="0" w:space="0" w:color="000000"/>
+              <w:top w:val="none" w:sz="0" w:space="0" w:color="000000"/>
+              <w:left w:val="none" w:sz="0" w:space="0" w:color="000000"/>
+              <w:right w:val="none" w:sz="0" w:space="0" w:color="000000"/>
+            </w:tcBorders>
+            <w:shd w:val="clear" w:color="auto" w:fill="FFFFFF"/>
+            <w:tcMar>
+              <w:top w:w="0" w:type="dxa"/>
+              <w:bottom w:w="0" w:type="dxa"/>
+              <w:left w:w="0" w:type="dxa"/>
+              <w:right w:w="0" w:type="dxa"/>
+            </w:tcMar>
+            <w:vAlign w:val="center"/>
+          </w:tcPr>
+          <w:p>
+            <w:pPr>
+              <w:pStyle w:val="Normal"/>
+              <w:jc w:val="left"/>
+              <w:pBdr>
+                <w:bottom w:val="none" w:sz="0" w:space="0" w:color="000000"/>
+                <w:top w:val="none" w:sz="0" w:space="0" w:color="000000"/>
+                <w:left w:val="none" w:sz="0" w:space="0" w:color="000000"/>
+                <w:right w:val="none" w:sz="0" w:space="0" w:color="000000"/>
+              </w:pBdr>
+              <w:spacing w:after="100" w:before="100" w:line="240"/>
+              <w:ind w:left="100" w:right="100" w:firstLine="0" w:firstLineChars="0"/>
+              <w:rPr>
+                <w:rFonts w:ascii="Arial" w:hAnsi="Arial" w:eastAsia="Arial" w:cs="Arial"/>
+                <w:i w:val="false"/>
+                <w:b w:val="false"/>
+                <w:u w:val="none"/>
+                <w:sz w:val="18"/>
+                <w:szCs w:val="18"/>
+                <w:color w:val="000000"/>
+              </w:rPr>
+            </w:pPr>
+            <w:r>
+              <w:rPr>
+                <w:rFonts w:ascii="Arial" w:hAnsi="Arial" w:eastAsia="Arial" w:cs="Arial"/>
+                <w:i w:val="false"/>
+                <w:b w:val="false"/>
+                <w:u w:val="none"/>
+                <w:sz w:val="18"/>
+                <w:szCs w:val="18"/>
+                <w:color w:val="000000"/>
+              </w:rPr>
+              <w:t xml:space="preserve">1.000</w:t>
             </w:r>
           </w:p>
         </w:tc>
@@ -4668,7 +4668,7 @@
                 <w:szCs w:val="18"/>
                 <w:color w:val="000000"/>
               </w:rPr>
-              <w:t xml:space="preserve">34 (12.8)</w:t>
+              <w:t xml:space="preserve">4 (6.3%)</w:t>
             </w:r>
           </w:p>
         </w:tc>
@@ -4721,7 +4721,7 @@
                 <w:szCs w:val="18"/>
                 <w:color w:val="000000"/>
               </w:rPr>
-              <w:t xml:space="preserve">18 (14.1)</w:t>
+              <w:t xml:space="preserve">34 (12.8%)</w:t>
             </w:r>
           </w:p>
         </w:tc>
@@ -4774,7 +4774,7 @@
                 <w:szCs w:val="18"/>
                 <w:color w:val="000000"/>
               </w:rPr>
-              <w:t xml:space="preserve">4 (6.3)</w:t>
+              <w:t xml:space="preserve">18 (14.0%)</w:t>
             </w:r>
           </w:p>
         </w:tc>
@@ -4827,7 +4827,7 @@
                 <w:szCs w:val="18"/>
                 <w:color w:val="000000"/>
               </w:rPr>
-              <w:t xml:space="preserve">0.285</w:t>
+              <w:t xml:space="preserve">0.292</w:t>
             </w:r>
           </w:p>
         </w:tc>
@@ -4880,7 +4880,7 @@
                 <w:szCs w:val="18"/>
                 <w:color w:val="000000"/>
               </w:rPr>
-              <w:t xml:space="preserve">0.858</w:t>
+              <w:t xml:space="preserve">0.870</w:t>
             </w:r>
           </w:p>
         </w:tc>
